--- a/spa/docx/02.content.docx
+++ b/spa/docx/02.content.docx
@@ -886,18 +886,12 @@
         </w:rPr>
         <w:t>¿Qué significaba que Israel debía ser un “reino de sacerdotes y una nación santa” (</w:t>
       </w:r>
-      <w:hyperlink r:id="rId13">
-        <w:r>
-          <w:rPr>
-            <w:lang w:val="es_ES" w:bidi="es_ES"/>
-          </w:rPr>
-          <w:rPr>
-            <w:color w:val="0000EE"/>
-            <w:u w:val="single"/>
-          </w:rPr>
-          <w:t>19:6</w:t>
-        </w:r>
-      </w:hyperlink>
+      <w:r>
+        <w:rPr>
+          <w:lang w:val="es_ES" w:bidi="es_ES"/>
+        </w:rPr>
+        <w:t>19:6</w:t>
+      </w:r>
       <w:r>
         <w:rPr>
           <w:lang w:val="es_ES" w:bidi="es_ES"/>
@@ -979,342 +973,228 @@
         </w:rPr>
         <w:t>Entre los capítulos 4 y 14, hay 18 casos en los que el corazón del Faraón se describe como fuerte, pesado o duro, y un caso en el que se describe el corazón de los egipcios como fuerte. Estas son metáforas de ser terco, es decir, no estar dispuesto a obedecer a Jehová o incluso a actuar en su propio interés y en el de Egipto. Muchas culturas tienen metáforas similares, pero no todas usan la misma parte del cuerpo. Dentro de estos casos, seis veces hay una descripción neutral de que el Faraón fue terco, sin indicar que alguien lo hizo así (</w:t>
       </w:r>
-      <w:hyperlink r:id="rId14">
-        <w:r>
-          <w:rPr>
-            <w:lang w:val="es_ES" w:bidi="es_ES"/>
-          </w:rPr>
-          <w:rPr>
-            <w:color w:val="0000EE"/>
-            <w:u w:val="single"/>
-          </w:rPr>
-          <w:t>7:13</w:t>
-        </w:r>
-      </w:hyperlink>
+      <w:r>
+        <w:rPr>
+          <w:lang w:val="es_ES" w:bidi="es_ES"/>
+        </w:rPr>
+        <w:t>7:13</w:t>
+      </w:r>
       <w:r>
         <w:rPr>
           <w:lang w:val="es_ES" w:bidi="es_ES"/>
         </w:rPr>
         <w:t xml:space="preserve">, </w:t>
       </w:r>
-      <w:hyperlink r:id="rId15">
-        <w:r>
-          <w:rPr>
-            <w:lang w:val="es_ES" w:bidi="es_ES"/>
-          </w:rPr>
-          <w:rPr>
-            <w:color w:val="0000EE"/>
-            <w:u w:val="single"/>
-          </w:rPr>
-          <w:t>7:14</w:t>
-        </w:r>
-      </w:hyperlink>
+      <w:r>
+        <w:rPr>
+          <w:lang w:val="es_ES" w:bidi="es_ES"/>
+        </w:rPr>
+        <w:t>7:14</w:t>
+      </w:r>
       <w:r>
         <w:rPr>
           <w:lang w:val="es_ES" w:bidi="es_ES"/>
         </w:rPr>
         <w:t xml:space="preserve">, </w:t>
       </w:r>
-      <w:hyperlink r:id="rId16">
-        <w:r>
-          <w:rPr>
-            <w:lang w:val="es_ES" w:bidi="es_ES"/>
-          </w:rPr>
-          <w:rPr>
-            <w:color w:val="0000EE"/>
-            <w:u w:val="single"/>
-          </w:rPr>
-          <w:t>7:22</w:t>
-        </w:r>
-      </w:hyperlink>
+      <w:r>
+        <w:rPr>
+          <w:lang w:val="es_ES" w:bidi="es_ES"/>
+        </w:rPr>
+        <w:t>7:22</w:t>
+      </w:r>
       <w:r>
         <w:rPr>
           <w:lang w:val="es_ES" w:bidi="es_ES"/>
         </w:rPr>
         <w:t xml:space="preserve">, </w:t>
       </w:r>
-      <w:hyperlink r:id="rId17">
-        <w:r>
-          <w:rPr>
-            <w:lang w:val="es_ES" w:bidi="es_ES"/>
-          </w:rPr>
-          <w:rPr>
-            <w:color w:val="0000EE"/>
-            <w:u w:val="single"/>
-          </w:rPr>
-          <w:t>8:19</w:t>
-        </w:r>
-      </w:hyperlink>
+      <w:r>
+        <w:rPr>
+          <w:lang w:val="es_ES" w:bidi="es_ES"/>
+        </w:rPr>
+        <w:t>8:19</w:t>
+      </w:r>
       <w:r>
         <w:rPr>
           <w:lang w:val="es_ES" w:bidi="es_ES"/>
         </w:rPr>
         <w:t xml:space="preserve">, </w:t>
       </w:r>
-      <w:hyperlink r:id="rId18">
-        <w:r>
-          <w:rPr>
-            <w:lang w:val="es_ES" w:bidi="es_ES"/>
-          </w:rPr>
-          <w:rPr>
-            <w:color w:val="0000EE"/>
-            <w:u w:val="single"/>
-          </w:rPr>
-          <w:t>9:7</w:t>
-        </w:r>
-      </w:hyperlink>
+      <w:r>
+        <w:rPr>
+          <w:lang w:val="es_ES" w:bidi="es_ES"/>
+        </w:rPr>
+        <w:t>9:7</w:t>
+      </w:r>
       <w:r>
         <w:rPr>
           <w:lang w:val="es_ES" w:bidi="es_ES"/>
         </w:rPr>
         <w:t xml:space="preserve">, </w:t>
       </w:r>
-      <w:hyperlink r:id="rId19">
-        <w:r>
-          <w:rPr>
-            <w:lang w:val="es_ES" w:bidi="es_ES"/>
-          </w:rPr>
-          <w:rPr>
-            <w:color w:val="0000EE"/>
-            <w:u w:val="single"/>
-          </w:rPr>
-          <w:t>9:35</w:t>
-        </w:r>
-      </w:hyperlink>
+      <w:r>
+        <w:rPr>
+          <w:lang w:val="es_ES" w:bidi="es_ES"/>
+        </w:rPr>
+        <w:t>9:35</w:t>
+      </w:r>
       <w:r>
         <w:rPr>
           <w:lang w:val="es_ES" w:bidi="es_ES"/>
         </w:rPr>
         <w:t>); tres veces el Faraón se hace terco a sí mismo (</w:t>
       </w:r>
-      <w:hyperlink r:id="rId20">
-        <w:r>
-          <w:rPr>
-            <w:lang w:val="es_ES" w:bidi="es_ES"/>
-          </w:rPr>
-          <w:rPr>
-            <w:color w:val="0000EE"/>
-            <w:u w:val="single"/>
-          </w:rPr>
-          <w:t>8:15</w:t>
-        </w:r>
-      </w:hyperlink>
+      <w:r>
+        <w:rPr>
+          <w:lang w:val="es_ES" w:bidi="es_ES"/>
+        </w:rPr>
+        <w:t>8:15</w:t>
+      </w:r>
       <w:r>
         <w:rPr>
           <w:lang w:val="es_ES" w:bidi="es_ES"/>
         </w:rPr>
         <w:t xml:space="preserve">, </w:t>
       </w:r>
-      <w:hyperlink r:id="rId21">
-        <w:r>
-          <w:rPr>
-            <w:lang w:val="es_ES" w:bidi="es_ES"/>
-          </w:rPr>
-          <w:rPr>
-            <w:color w:val="0000EE"/>
-            <w:u w:val="single"/>
-          </w:rPr>
-          <w:t>8:32</w:t>
-        </w:r>
-      </w:hyperlink>
+      <w:r>
+        <w:rPr>
+          <w:lang w:val="es_ES" w:bidi="es_ES"/>
+        </w:rPr>
+        <w:t>8:32</w:t>
+      </w:r>
       <w:r>
         <w:rPr>
           <w:lang w:val="es_ES" w:bidi="es_ES"/>
         </w:rPr>
         <w:t xml:space="preserve">, </w:t>
       </w:r>
-      <w:hyperlink r:id="rId22">
-        <w:r>
-          <w:rPr>
-            <w:lang w:val="es_ES" w:bidi="es_ES"/>
-          </w:rPr>
-          <w:rPr>
-            <w:color w:val="0000EE"/>
-            <w:u w:val="single"/>
-          </w:rPr>
-          <w:t>9:34</w:t>
-        </w:r>
-      </w:hyperlink>
+      <w:r>
+        <w:rPr>
+          <w:lang w:val="es_ES" w:bidi="es_ES"/>
+        </w:rPr>
+        <w:t>9:34</w:t>
+      </w:r>
       <w:r>
         <w:rPr>
           <w:lang w:val="es_ES" w:bidi="es_ES"/>
         </w:rPr>
         <w:t>); y diez veces Jehová hace que el Faraón/los egipcios sean tercos (</w:t>
       </w:r>
-      <w:hyperlink r:id="rId23">
-        <w:r>
-          <w:rPr>
-            <w:lang w:val="es_ES" w:bidi="es_ES"/>
-          </w:rPr>
-          <w:rPr>
-            <w:color w:val="0000EE"/>
-            <w:u w:val="single"/>
-          </w:rPr>
-          <w:t>4:21</w:t>
-        </w:r>
-      </w:hyperlink>
+      <w:r>
+        <w:rPr>
+          <w:lang w:val="es_ES" w:bidi="es_ES"/>
+        </w:rPr>
+        <w:t>4:21</w:t>
+      </w:r>
       <w:r>
         <w:rPr>
           <w:lang w:val="es_ES" w:bidi="es_ES"/>
         </w:rPr>
         <w:t xml:space="preserve">, </w:t>
       </w:r>
-      <w:hyperlink r:id="rId24">
-        <w:r>
-          <w:rPr>
-            <w:lang w:val="es_ES" w:bidi="es_ES"/>
-          </w:rPr>
-          <w:rPr>
-            <w:color w:val="0000EE"/>
-            <w:u w:val="single"/>
-          </w:rPr>
-          <w:t>7:3</w:t>
-        </w:r>
-      </w:hyperlink>
+      <w:r>
+        <w:rPr>
+          <w:lang w:val="es_ES" w:bidi="es_ES"/>
+        </w:rPr>
+        <w:t>7:3</w:t>
+      </w:r>
       <w:r>
         <w:rPr>
           <w:lang w:val="es_ES" w:bidi="es_ES"/>
         </w:rPr>
         <w:t xml:space="preserve">, </w:t>
       </w:r>
-      <w:hyperlink r:id="rId25">
-        <w:r>
-          <w:rPr>
-            <w:lang w:val="es_ES" w:bidi="es_ES"/>
-          </w:rPr>
-          <w:rPr>
-            <w:color w:val="0000EE"/>
-            <w:u w:val="single"/>
-          </w:rPr>
-          <w:t>9:12</w:t>
-        </w:r>
-      </w:hyperlink>
+      <w:r>
+        <w:rPr>
+          <w:lang w:val="es_ES" w:bidi="es_ES"/>
+        </w:rPr>
+        <w:t>9:12</w:t>
+      </w:r>
       <w:r>
         <w:rPr>
           <w:lang w:val="es_ES" w:bidi="es_ES"/>
         </w:rPr>
         <w:t xml:space="preserve">, </w:t>
       </w:r>
-      <w:hyperlink r:id="rId26">
-        <w:r>
-          <w:rPr>
-            <w:lang w:val="es_ES" w:bidi="es_ES"/>
-          </w:rPr>
-          <w:rPr>
-            <w:color w:val="0000EE"/>
-            <w:u w:val="single"/>
-          </w:rPr>
-          <w:t>10:1</w:t>
-        </w:r>
-      </w:hyperlink>
+      <w:r>
+        <w:rPr>
+          <w:lang w:val="es_ES" w:bidi="es_ES"/>
+        </w:rPr>
+        <w:t>10:1</w:t>
+      </w:r>
       <w:r>
         <w:rPr>
           <w:lang w:val="es_ES" w:bidi="es_ES"/>
         </w:rPr>
         <w:t xml:space="preserve">, </w:t>
       </w:r>
-      <w:hyperlink r:id="rId27">
-        <w:r>
-          <w:rPr>
-            <w:lang w:val="es_ES" w:bidi="es_ES"/>
-          </w:rPr>
-          <w:rPr>
-            <w:color w:val="0000EE"/>
-            <w:u w:val="single"/>
-          </w:rPr>
-          <w:t>10:20</w:t>
-        </w:r>
-      </w:hyperlink>
+      <w:r>
+        <w:rPr>
+          <w:lang w:val="es_ES" w:bidi="es_ES"/>
+        </w:rPr>
+        <w:t>10:20</w:t>
+      </w:r>
       <w:r>
         <w:rPr>
           <w:lang w:val="es_ES" w:bidi="es_ES"/>
         </w:rPr>
         <w:t xml:space="preserve">, </w:t>
       </w:r>
-      <w:hyperlink r:id="rId28">
-        <w:r>
-          <w:rPr>
-            <w:lang w:val="es_ES" w:bidi="es_ES"/>
-          </w:rPr>
-          <w:rPr>
-            <w:color w:val="0000EE"/>
-            <w:u w:val="single"/>
-          </w:rPr>
-          <w:t>10:27</w:t>
-        </w:r>
-      </w:hyperlink>
+      <w:r>
+        <w:rPr>
+          <w:lang w:val="es_ES" w:bidi="es_ES"/>
+        </w:rPr>
+        <w:t>10:27</w:t>
+      </w:r>
       <w:r>
         <w:rPr>
           <w:lang w:val="es_ES" w:bidi="es_ES"/>
         </w:rPr>
         <w:t xml:space="preserve">, </w:t>
       </w:r>
-      <w:hyperlink r:id="rId29">
-        <w:r>
-          <w:rPr>
-            <w:lang w:val="es_ES" w:bidi="es_ES"/>
-          </w:rPr>
-          <w:rPr>
-            <w:color w:val="0000EE"/>
-            <w:u w:val="single"/>
-          </w:rPr>
-          <w:t>11:10</w:t>
-        </w:r>
-      </w:hyperlink>
+      <w:r>
+        <w:rPr>
+          <w:lang w:val="es_ES" w:bidi="es_ES"/>
+        </w:rPr>
+        <w:t>11:10</w:t>
+      </w:r>
       <w:r>
         <w:rPr>
           <w:lang w:val="es_ES" w:bidi="es_ES"/>
         </w:rPr>
         <w:t xml:space="preserve">, </w:t>
       </w:r>
-      <w:hyperlink r:id="rId30">
-        <w:r>
-          <w:rPr>
-            <w:lang w:val="es_ES" w:bidi="es_ES"/>
-          </w:rPr>
-          <w:rPr>
-            <w:color w:val="0000EE"/>
-            <w:u w:val="single"/>
-          </w:rPr>
-          <w:t>14:4</w:t>
-        </w:r>
-      </w:hyperlink>
+      <w:r>
+        <w:rPr>
+          <w:lang w:val="es_ES" w:bidi="es_ES"/>
+        </w:rPr>
+        <w:t>14:4</w:t>
+      </w:r>
       <w:r>
         <w:rPr>
           <w:lang w:val="es_ES" w:bidi="es_ES"/>
         </w:rPr>
         <w:t xml:space="preserve">, </w:t>
       </w:r>
-      <w:hyperlink r:id="rId31">
-        <w:r>
-          <w:rPr>
-            <w:lang w:val="es_ES" w:bidi="es_ES"/>
-          </w:rPr>
-          <w:rPr>
-            <w:color w:val="0000EE"/>
-            <w:u w:val="single"/>
-          </w:rPr>
-          <w:t>14:8</w:t>
-        </w:r>
-      </w:hyperlink>
+      <w:r>
+        <w:rPr>
+          <w:lang w:val="es_ES" w:bidi="es_ES"/>
+        </w:rPr>
+        <w:t>14:8</w:t>
+      </w:r>
       <w:r>
         <w:rPr>
           <w:lang w:val="es_ES" w:bidi="es_ES"/>
         </w:rPr>
         <w:t xml:space="preserve">, </w:t>
       </w:r>
-      <w:hyperlink r:id="rId32">
-        <w:r>
-          <w:rPr>
-            <w:lang w:val="es_ES" w:bidi="es_ES"/>
-          </w:rPr>
-          <w:rPr>
-            <w:color w:val="0000EE"/>
-            <w:u w:val="single"/>
-          </w:rPr>
-          <w:t>14:17</w:t>
-        </w:r>
-      </w:hyperlink>
+      <w:r>
+        <w:rPr>
+          <w:lang w:val="es_ES" w:bidi="es_ES"/>
+        </w:rPr>
+        <w:t>14:17</w:t>
+      </w:r>
       <w:r>
         <w:rPr>
           <w:lang w:val="es_ES" w:bidi="es_ES"/>
@@ -2418,72 +2298,48 @@
         </w:rPr>
         <w:t xml:space="preserve">Hay una transición difícil entre </w:t>
       </w:r>
-      <w:hyperlink r:id="rId33">
-        <w:r>
-          <w:rPr>
-            <w:lang w:val="es_ES" w:bidi="es_ES"/>
-          </w:rPr>
-          <w:rPr>
-            <w:color w:val="0000EE"/>
-            <w:u w:val="single"/>
-          </w:rPr>
-          <w:t>4:4</w:t>
-        </w:r>
-      </w:hyperlink>
+      <w:r>
+        <w:rPr>
+          <w:lang w:val="es_ES" w:bidi="es_ES"/>
+        </w:rPr>
+        <w:t>4:4</w:t>
+      </w:r>
       <w:r>
         <w:rPr>
           <w:lang w:val="es_ES" w:bidi="es_ES"/>
         </w:rPr>
         <w:t xml:space="preserve"> y </w:t>
       </w:r>
-      <w:hyperlink r:id="rId34">
-        <w:r>
-          <w:rPr>
-            <w:lang w:val="es_ES" w:bidi="es_ES"/>
-          </w:rPr>
-          <w:rPr>
-            <w:color w:val="0000EE"/>
-            <w:u w:val="single"/>
-          </w:rPr>
-          <w:t>4:5</w:t>
-        </w:r>
-      </w:hyperlink>
+      <w:r>
+        <w:rPr>
+          <w:lang w:val="es_ES" w:bidi="es_ES"/>
+        </w:rPr>
+        <w:t>4:5</w:t>
+      </w:r>
       <w:r>
         <w:rPr>
           <w:lang w:val="es_ES" w:bidi="es_ES"/>
         </w:rPr>
         <w:t xml:space="preserve"> porque la cita se interrumpe para introducir un poco de narrativa. Cuando se retoma en </w:t>
       </w:r>
-      <w:hyperlink r:id="rId34">
-        <w:r>
-          <w:rPr>
-            <w:lang w:val="es_ES" w:bidi="es_ES"/>
-          </w:rPr>
-          <w:rPr>
-            <w:color w:val="0000EE"/>
-            <w:u w:val="single"/>
-          </w:rPr>
-          <w:t>4:5</w:t>
-        </w:r>
-      </w:hyperlink>
+      <w:r>
+        <w:rPr>
+          <w:lang w:val="es_ES" w:bidi="es_ES"/>
+        </w:rPr>
+        <w:t>4:5</w:t>
+      </w:r>
       <w:r>
         <w:rPr>
           <w:lang w:val="es_ES" w:bidi="es_ES"/>
         </w:rPr>
         <w:t xml:space="preserve">, la oración parece incompleta (incluso si se conecta directamente con el fragmento de cita en </w:t>
       </w:r>
-      <w:hyperlink r:id="rId33">
-        <w:r>
-          <w:rPr>
-            <w:lang w:val="es_ES" w:bidi="es_ES"/>
-          </w:rPr>
-          <w:rPr>
-            <w:color w:val="0000EE"/>
-            <w:u w:val="single"/>
-          </w:rPr>
-          <w:t>4:4</w:t>
-        </w:r>
-      </w:hyperlink>
+      <w:r>
+        <w:rPr>
+          <w:lang w:val="es_ES" w:bidi="es_ES"/>
+        </w:rPr>
+        <w:t>4:4</w:t>
+      </w:r>
       <w:r>
         <w:rPr>
           <w:lang w:val="es_ES" w:bidi="es_ES"/>
@@ -2531,36 +2387,24 @@
         </w:rPr>
         <w:t xml:space="preserve">El orden de los eventos no siempre es claro. En </w:t>
       </w:r>
-      <w:hyperlink r:id="rId35">
-        <w:r>
-          <w:rPr>
-            <w:lang w:val="es_ES" w:bidi="es_ES"/>
-          </w:rPr>
-          <w:rPr>
-            <w:color w:val="0000EE"/>
-            <w:u w:val="single"/>
-          </w:rPr>
-          <w:t>4:14</w:t>
-        </w:r>
-      </w:hyperlink>
+      <w:r>
+        <w:rPr>
+          <w:lang w:val="es_ES" w:bidi="es_ES"/>
+        </w:rPr>
+        <w:t>4:14</w:t>
+      </w:r>
       <w:r>
         <w:rPr>
           <w:lang w:val="es_ES" w:bidi="es_ES"/>
         </w:rPr>
         <w:t xml:space="preserve">, Jehová le dice a Moisés que Aarón viene a encontrarse con él, pero que Jehová le diga a Aarón que vaya a encontrarse con Moisés en el desierto, no se menciona hasta </w:t>
       </w:r>
-      <w:hyperlink r:id="rId36">
-        <w:r>
-          <w:rPr>
-            <w:lang w:val="es_ES" w:bidi="es_ES"/>
-          </w:rPr>
-          <w:rPr>
-            <w:color w:val="0000EE"/>
-            <w:u w:val="single"/>
-          </w:rPr>
-          <w:t>4:27</w:t>
-        </w:r>
-      </w:hyperlink>
+      <w:r>
+        <w:rPr>
+          <w:lang w:val="es_ES" w:bidi="es_ES"/>
+        </w:rPr>
+        <w:t>4:27</w:t>
+      </w:r>
       <w:r>
         <w:rPr>
           <w:lang w:val="es_ES" w:bidi="es_ES"/>
@@ -2585,36 +2429,24 @@
         </w:rPr>
         <w:t xml:space="preserve">El momento de los eventos en </w:t>
       </w:r>
-      <w:hyperlink r:id="rId37">
-        <w:r>
-          <w:rPr>
-            <w:lang w:val="es_ES" w:bidi="es_ES"/>
-          </w:rPr>
-          <w:rPr>
-            <w:color w:val="0000EE"/>
-            <w:u w:val="single"/>
-          </w:rPr>
-          <w:t>4:18</w:t>
-        </w:r>
-      </w:hyperlink>
+      <w:r>
+        <w:rPr>
+          <w:lang w:val="es_ES" w:bidi="es_ES"/>
+        </w:rPr>
+        <w:t>4:18</w:t>
+      </w:r>
       <w:r>
         <w:rPr>
           <w:lang w:val="es_ES" w:bidi="es_ES"/>
         </w:rPr>
         <w:t>\-</w:t>
       </w:r>
-      <w:hyperlink r:id="rId36">
-        <w:r>
-          <w:rPr>
-            <w:lang w:val="es_ES" w:bidi="es_ES"/>
-          </w:rPr>
-          <w:rPr>
-            <w:color w:val="0000EE"/>
-            <w:u w:val="single"/>
-          </w:rPr>
-          <w:t>4:27</w:t>
-        </w:r>
-      </w:hyperlink>
+      <w:r>
+        <w:rPr>
+          <w:lang w:val="es_ES" w:bidi="es_ES"/>
+        </w:rPr>
+        <w:t>4:27</w:t>
+      </w:r>
       <w:r>
         <w:rPr>
           <w:lang w:val="es_ES" w:bidi="es_ES"/>
@@ -2646,18 +2478,12 @@
         </w:rPr>
         <w:t xml:space="preserve">La primera de más de 400 ocurrencias a lo largo del Antiguo Testamento de una frase estándar utilizada para introducir instrucciones directas y autoritativas de Jehová se encuentra en </w:t>
       </w:r>
-      <w:hyperlink r:id="rId38">
-        <w:r>
-          <w:rPr>
-            <w:lang w:val="es_ES" w:bidi="es_ES"/>
-          </w:rPr>
-          <w:rPr>
-            <w:color w:val="0000EE"/>
-            <w:u w:val="single"/>
-          </w:rPr>
-          <w:t>4:22</w:t>
-        </w:r>
-      </w:hyperlink>
+      <w:r>
+        <w:rPr>
+          <w:lang w:val="es_ES" w:bidi="es_ES"/>
+        </w:rPr>
+        <w:t>4:22</w:t>
+      </w:r>
       <w:r>
         <w:rPr>
           <w:lang w:val="es_ES" w:bidi="es_ES"/>
@@ -2689,36 +2515,24 @@
         </w:rPr>
         <w:t xml:space="preserve">El encuentro registrado de </w:t>
       </w:r>
-      <w:hyperlink r:id="rId39">
-        <w:r>
-          <w:rPr>
-            <w:lang w:val="es_ES" w:bidi="es_ES"/>
-          </w:rPr>
-          <w:rPr>
-            <w:color w:val="0000EE"/>
-            <w:u w:val="single"/>
-          </w:rPr>
-          <w:t>4:24</w:t>
-        </w:r>
-      </w:hyperlink>
+      <w:r>
+        <w:rPr>
+          <w:lang w:val="es_ES" w:bidi="es_ES"/>
+        </w:rPr>
+        <w:t>4:24</w:t>
+      </w:r>
       <w:r>
         <w:rPr>
           <w:lang w:val="es_ES" w:bidi="es_ES"/>
         </w:rPr>
         <w:t xml:space="preserve"> a </w:t>
       </w:r>
-      <w:hyperlink r:id="rId40">
-        <w:r>
-          <w:rPr>
-            <w:lang w:val="es_ES" w:bidi="es_ES"/>
-          </w:rPr>
-          <w:rPr>
-            <w:color w:val="0000EE"/>
-            <w:u w:val="single"/>
-          </w:rPr>
-          <w:t>4:26</w:t>
-        </w:r>
-      </w:hyperlink>
+      <w:r>
+        <w:rPr>
+          <w:lang w:val="es_ES" w:bidi="es_ES"/>
+        </w:rPr>
+        <w:t>4:26</w:t>
+      </w:r>
       <w:r>
         <w:rPr>
           <w:lang w:val="es_ES" w:bidi="es_ES"/>
@@ -3198,36 +3012,24 @@
         </w:rPr>
         <w:t>) se mencionan en este capítulo (</w:t>
       </w:r>
-      <w:hyperlink r:id="rId41">
-        <w:r>
-          <w:rPr>
-            <w:lang w:val="es_ES" w:bidi="es_ES"/>
-          </w:rPr>
-          <w:rPr>
-            <w:color w:val="0000EE"/>
-            <w:u w:val="single"/>
-          </w:rPr>
-          <w:t>6:2</w:t>
-        </w:r>
-      </w:hyperlink>
+      <w:r>
+        <w:rPr>
+          <w:lang w:val="es_ES" w:bidi="es_ES"/>
+        </w:rPr>
+        <w:t>6:2</w:t>
+      </w:r>
       <w:r>
         <w:rPr>
           <w:lang w:val="es_ES" w:bidi="es_ES"/>
         </w:rPr>
         <w:t>\-</w:t>
       </w:r>
-      <w:hyperlink r:id="rId42">
-        <w:r>
-          <w:rPr>
-            <w:lang w:val="es_ES" w:bidi="es_ES"/>
-          </w:rPr>
-          <w:rPr>
-            <w:color w:val="0000EE"/>
-            <w:u w:val="single"/>
-          </w:rPr>
-          <w:t>6:3</w:t>
-        </w:r>
-      </w:hyperlink>
+      <w:r>
+        <w:rPr>
+          <w:lang w:val="es_ES" w:bidi="es_ES"/>
+        </w:rPr>
+        <w:t>6:3</w:t>
+      </w:r>
       <w:r>
         <w:rPr>
           <w:lang w:val="es_ES" w:bidi="es_ES"/>
@@ -4132,180 +3934,120 @@
         </w:rPr>
         <w:t xml:space="preserve">Puede ser útil pensar que después del final del capítulo 10, Jehová habló a Moisés inmediatamente, antes de que realmente dejara la presencia del faraón (v. </w:t>
       </w:r>
-      <w:hyperlink r:id="rId43">
-        <w:r>
-          <w:rPr>
-            <w:lang w:val="es_ES" w:bidi="es_ES"/>
-          </w:rPr>
-          <w:rPr>
-            <w:color w:val="0000EE"/>
-            <w:u w:val="single"/>
-          </w:rPr>
-          <w:t>1</w:t>
-        </w:r>
-      </w:hyperlink>
+      <w:r>
+        <w:rPr>
+          <w:lang w:val="es_ES" w:bidi="es_ES"/>
+        </w:rPr>
+        <w:t>1</w:t>
+      </w:r>
       <w:r>
         <w:rPr>
           <w:lang w:val="es_ES" w:bidi="es_ES"/>
         </w:rPr>
         <w:t>-</w:t>
       </w:r>
-      <w:hyperlink r:id="rId44">
-        <w:r>
-          <w:rPr>
-            <w:lang w:val="es_ES" w:bidi="es_ES"/>
-          </w:rPr>
-          <w:rPr>
-            <w:color w:val="0000EE"/>
-            <w:u w:val="single"/>
-          </w:rPr>
-          <w:t>2</w:t>
-        </w:r>
-      </w:hyperlink>
+      <w:r>
+        <w:rPr>
+          <w:lang w:val="es_ES" w:bidi="es_ES"/>
+        </w:rPr>
+        <w:t>2</w:t>
+      </w:r>
       <w:r>
         <w:rPr>
           <w:lang w:val="es_ES" w:bidi="es_ES"/>
         </w:rPr>
         <w:t xml:space="preserve">). </w:t>
       </w:r>
-      <w:hyperlink r:id="rId45">
-        <w:r>
-          <w:rPr>
-            <w:lang w:val="es_ES" w:bidi="es_ES"/>
-          </w:rPr>
-          <w:rPr>
-            <w:color w:val="0000EE"/>
-            <w:u w:val="single"/>
-          </w:rPr>
-          <w:t>11:3</w:t>
-        </w:r>
-      </w:hyperlink>
+      <w:r>
+        <w:rPr>
+          <w:lang w:val="es_ES" w:bidi="es_ES"/>
+        </w:rPr>
+        <w:t>11:3</w:t>
+      </w:r>
       <w:r>
         <w:rPr>
           <w:lang w:val="es_ES" w:bidi="es_ES"/>
         </w:rPr>
         <w:t xml:space="preserve"> es un comentario que sugiere que los egipcios estarán dispuestos a cumplir con lo que los israelitas les pidan en </w:t>
       </w:r>
-      <w:hyperlink r:id="rId44">
-        <w:r>
-          <w:rPr>
-            <w:lang w:val="es_ES" w:bidi="es_ES"/>
-          </w:rPr>
-          <w:rPr>
-            <w:color w:val="0000EE"/>
-            <w:u w:val="single"/>
-          </w:rPr>
-          <w:t>2</w:t>
-        </w:r>
-      </w:hyperlink>
+      <w:r>
+        <w:rPr>
+          <w:lang w:val="es_ES" w:bidi="es_ES"/>
+        </w:rPr>
+        <w:t>2</w:t>
+      </w:r>
       <w:r>
         <w:rPr>
           <w:lang w:val="es_ES" w:bidi="es_ES"/>
         </w:rPr>
         <w:t xml:space="preserve">. En los versículos </w:t>
       </w:r>
-      <w:hyperlink r:id="rId46">
-        <w:r>
-          <w:rPr>
-            <w:lang w:val="es_ES" w:bidi="es_ES"/>
-          </w:rPr>
-          <w:rPr>
-            <w:color w:val="0000EE"/>
-            <w:u w:val="single"/>
-          </w:rPr>
-          <w:t>4</w:t>
-        </w:r>
-      </w:hyperlink>
+      <w:r>
+        <w:rPr>
+          <w:lang w:val="es_ES" w:bidi="es_ES"/>
+        </w:rPr>
+        <w:t>4</w:t>
+      </w:r>
       <w:r>
         <w:rPr>
           <w:lang w:val="es_ES" w:bidi="es_ES"/>
         </w:rPr>
         <w:t>-</w:t>
       </w:r>
-      <w:hyperlink r:id="rId47">
-        <w:r>
-          <w:rPr>
-            <w:lang w:val="es_ES" w:bidi="es_ES"/>
-          </w:rPr>
-          <w:rPr>
-            <w:color w:val="0000EE"/>
-            <w:u w:val="single"/>
-          </w:rPr>
-          <w:t>7</w:t>
-        </w:r>
-      </w:hyperlink>
+      <w:r>
+        <w:rPr>
+          <w:lang w:val="es_ES" w:bidi="es_ES"/>
+        </w:rPr>
+        <w:t>7</w:t>
+      </w:r>
       <w:r>
         <w:rPr>
           <w:lang w:val="es_ES" w:bidi="es_ES"/>
         </w:rPr>
         <w:t xml:space="preserve">, Moisés transmite a Faraón y a sus oficiales un mensaje de Jehová que está recibiendo en ese mismo momento. Al final de </w:t>
       </w:r>
-      <w:hyperlink r:id="rId48">
-        <w:r>
-          <w:rPr>
-            <w:lang w:val="es_ES" w:bidi="es_ES"/>
-          </w:rPr>
-          <w:rPr>
-            <w:color w:val="0000EE"/>
-            <w:u w:val="single"/>
-          </w:rPr>
-          <w:t>8</w:t>
-        </w:r>
-      </w:hyperlink>
+      <w:r>
+        <w:rPr>
+          <w:lang w:val="es_ES" w:bidi="es_ES"/>
+        </w:rPr>
+        <w:t>8</w:t>
+      </w:r>
       <w:r>
         <w:rPr>
           <w:lang w:val="es_ES" w:bidi="es_ES"/>
         </w:rPr>
         <w:t xml:space="preserve">, Moisés deja la presencia del faraón (completando la interacción desde el final del cap. </w:t>
       </w:r>
-      <w:hyperlink r:id="rId29">
-        <w:r>
-          <w:rPr>
-            <w:lang w:val="es_ES" w:bidi="es_ES"/>
-          </w:rPr>
-          <w:rPr>
-            <w:color w:val="0000EE"/>
-            <w:u w:val="single"/>
-          </w:rPr>
-          <w:t>10</w:t>
-        </w:r>
-      </w:hyperlink>
+      <w:r>
+        <w:rPr>
+          <w:lang w:val="es_ES" w:bidi="es_ES"/>
+        </w:rPr>
+        <w:t>10</w:t>
+      </w:r>
       <w:r>
         <w:rPr>
           <w:lang w:val="es_ES" w:bidi="es_ES"/>
         </w:rPr>
         <w:t xml:space="preserve">). </w:t>
       </w:r>
-      <w:hyperlink r:id="rId49">
-        <w:r>
-          <w:rPr>
-            <w:lang w:val="es_ES" w:bidi="es_ES"/>
-          </w:rPr>
-          <w:rPr>
-            <w:color w:val="0000EE"/>
-            <w:u w:val="single"/>
-          </w:rPr>
-          <w:t>11:9</w:t>
-        </w:r>
-      </w:hyperlink>
+      <w:r>
+        <w:rPr>
+          <w:lang w:val="es_ES" w:bidi="es_ES"/>
+        </w:rPr>
+        <w:t>11:9</w:t>
+      </w:r>
       <w:r>
         <w:rPr>
           <w:lang w:val="es_ES" w:bidi="es_ES"/>
         </w:rPr>
         <w:t xml:space="preserve"> puede ser Jehová diciéndole a Moisés lo que va a suceder, o podría ser parte del resumen que ocurre en el versículo </w:t>
       </w:r>
-      <w:hyperlink r:id="rId29">
-        <w:r>
-          <w:rPr>
-            <w:lang w:val="es_ES" w:bidi="es_ES"/>
-          </w:rPr>
-          <w:rPr>
-            <w:color w:val="0000EE"/>
-            <w:u w:val="single"/>
-          </w:rPr>
-          <w:t>10</w:t>
-        </w:r>
-      </w:hyperlink>
+      <w:r>
+        <w:rPr>
+          <w:lang w:val="es_ES" w:bidi="es_ES"/>
+        </w:rPr>
+        <w:t>10</w:t>
+      </w:r>
       <w:r>
         <w:rPr>
           <w:lang w:val="es_ES" w:bidi="es_ES"/>
@@ -4685,36 +4427,24 @@
         </w:rPr>
         <w:t xml:space="preserve">En la extensa cita (versículos 3–20) donde Jehová instruye a Moisés y Aarón para que comuniquen a los israelitas, se refiere a ellos en tercera persona (“ellos deben”) en </w:t>
       </w:r>
-      <w:hyperlink r:id="rId50">
-        <w:r>
-          <w:rPr>
-            <w:lang w:val="es_ES" w:bidi="es_ES"/>
-          </w:rPr>
-          <w:rPr>
-            <w:color w:val="0000EE"/>
-            <w:u w:val="single"/>
-          </w:rPr>
-          <w:t>12:3–4</w:t>
-        </w:r>
-      </w:hyperlink>
+      <w:r>
+        <w:rPr>
+          <w:lang w:val="es_ES" w:bidi="es_ES"/>
+        </w:rPr>
+        <w:t>12:3–4</w:t>
+      </w:r>
       <w:r>
         <w:rPr>
           <w:lang w:val="es_ES" w:bidi="es_ES"/>
         </w:rPr>
         <w:t xml:space="preserve"> y </w:t>
       </w:r>
-      <w:hyperlink r:id="rId51">
-        <w:r>
-          <w:rPr>
-            <w:lang w:val="es_ES" w:bidi="es_ES"/>
-          </w:rPr>
-          <w:rPr>
-            <w:color w:val="0000EE"/>
-            <w:u w:val="single"/>
-          </w:rPr>
-          <w:t>12:7–8</w:t>
-        </w:r>
-      </w:hyperlink>
+      <w:r>
+        <w:rPr>
+          <w:lang w:val="es_ES" w:bidi="es_ES"/>
+        </w:rPr>
+        <w:t>12:7–8</w:t>
+      </w:r>
       <w:r>
         <w:rPr>
           <w:lang w:val="es_ES" w:bidi="es_ES"/>
@@ -4836,18 +4566,12 @@
         </w:rPr>
         <w:t xml:space="preserve">Los versículos </w:t>
       </w:r>
-      <w:hyperlink r:id="rId52">
-        <w:r>
-          <w:rPr>
-            <w:lang w:val="es_ES" w:bidi="es_ES"/>
-          </w:rPr>
-          <w:rPr>
-            <w:color w:val="0000EE"/>
-            <w:u w:val="single"/>
-          </w:rPr>
-          <w:t>14–20</w:t>
-        </w:r>
-      </w:hyperlink>
+      <w:r>
+        <w:rPr>
+          <w:lang w:val="es_ES" w:bidi="es_ES"/>
+        </w:rPr>
+        <w:t>14–20</w:t>
+      </w:r>
       <w:r>
         <w:rPr>
           <w:lang w:val="es_ES" w:bidi="es_ES"/>
@@ -4957,36 +4681,24 @@
         </w:rPr>
         <w:t xml:space="preserve">v 3–10: Reiteración de las instrucciones de la Pascua de </w:t>
       </w:r>
-      <w:hyperlink r:id="rId52">
-        <w:r>
-          <w:rPr>
-            <w:lang w:val="es_ES" w:bidi="es_ES"/>
-          </w:rPr>
-          <w:rPr>
-            <w:color w:val="0000EE"/>
-            <w:u w:val="single"/>
-          </w:rPr>
-          <w:t>12:14–20</w:t>
-        </w:r>
-      </w:hyperlink>
+      <w:r>
+        <w:rPr>
+          <w:lang w:val="es_ES" w:bidi="es_ES"/>
+        </w:rPr>
+        <w:t>12:14–20</w:t>
+      </w:r>
       <w:r>
         <w:rPr>
           <w:lang w:val="es_ES" w:bidi="es_ES"/>
         </w:rPr>
         <w:t xml:space="preserve"> y </w:t>
       </w:r>
-      <w:hyperlink r:id="rId53">
-        <w:r>
-          <w:rPr>
-            <w:lang w:val="es_ES" w:bidi="es_ES"/>
-          </w:rPr>
-          <w:rPr>
-            <w:color w:val="0000EE"/>
-            <w:u w:val="single"/>
-          </w:rPr>
-          <w:t>24–27</w:t>
-        </w:r>
-      </w:hyperlink>
+      <w:r>
+        <w:rPr>
+          <w:lang w:val="es_ES" w:bidi="es_ES"/>
+        </w:rPr>
+        <w:t>24–27</w:t>
+      </w:r>
       <w:r>
         <w:rPr>
           <w:lang w:val="es_ES" w:bidi="es_ES"/>
@@ -5357,6 +5069,101 @@
         <w:rPr>
           <w:lang w:val="es_ES" w:bidi="es_ES"/>
         </w:rPr>
+        <w:t>Éxodo 14:2 (#1)</w:t>
+      </w:r>
+      <w:r>
+        <w:rPr>
+          <w:lang w:val="es_ES" w:bidi="es_ES"/>
+        </w:rPr>
+      </w:r>
+    </w:p>
+    <w:p>
+      <w:pPr/>
+      <w:r>
+        <w:rPr>
+          <w:lang w:val="es_ES" w:bidi="es_ES"/>
+        </w:rPr>
+      </w:r>
+      <w:r>
+        <w:rPr>
+          <w:b/>
+          <w:lang w:val="es_ES" w:bidi="es_ES"/>
+        </w:rPr>
+        <w:t>"Decir"</w:t>
+      </w:r>
+    </w:p>
+    <w:p>
+      <w:pPr/>
+      <w:r>
+        <w:rPr>
+          <w:lang w:val="es_ES" w:bidi="es_ES"/>
+        </w:rPr>
+      </w:r>
+      <w:r>
+        <w:rPr>
+          <w:lang w:val="es_ES" w:bidi="es_ES"/>
+        </w:rPr>
+        <w:t xml:space="preserve">Este verso comienza una cita directa que continúa en </w:t>
+      </w:r>
+      <w:r>
+        <w:rPr>
+          <w:lang w:val="es_ES" w:bidi="es_ES"/>
+        </w:rPr>
+        <w:t>14:4</w:t>
+      </w:r>
+      <w:r>
+        <w:rPr>
+          <w:lang w:val="es_ES" w:bidi="es_ES"/>
+        </w:rPr>
+        <w:t>. Puede ser útil para tus lectores indicar esto con una comilla de apertura de primer nivel o con cualquier otra puntuación o convención que tu idioma use para indicar el comienzo de una cita. Puede haber otras citas en este capítulo; estarán marcadas por la misma puntuación, pero no tendrán sus propias notas a menos que haya algo único sobre ellas.</w:t>
+      </w:r>
+    </w:p>
+    <w:p>
+      <w:pPr/>
+      <w:r>
+        <w:rPr>
+          <w:lang w:val="es_ES" w:bidi="es_ES"/>
+        </w:rPr>
+      </w:r>
+      <w:r>
+        <w:rPr>
+          <w:lang w:val="es_ES" w:bidi="es_ES"/>
+        </w:rPr>
+        <w:t xml:space="preserve">Ver: </w:t>
+      </w:r>
+      <w:r>
+        <w:rPr>
+          <w:lang w:val="es_ES" w:bidi="es_ES"/>
+        </w:rPr>
+        <w:t>Marcado de Citas</w:t>
+      </w:r>
+      <w:r>
+        <w:rPr>
+          <w:lang w:val="es_ES" w:bidi="es_ES"/>
+        </w:rPr>
+      </w:r>
+      <w:r>
+        <w:rPr>
+          <w:lang w:val="es_ES" w:bidi="es_ES"/>
+        </w:rPr>
+      </w:r>
+    </w:p>
+    <w:p>
+      <w:pPr/>
+      <w:r>
+        <w:rPr>
+          <w:lang w:val="es_ES" w:bidi="es_ES"/>
+        </w:rPr>
+      </w:r>
+    </w:p>
+    <w:p>
+      <w:pPr>
+        <w:pStyle w:val="Heading2"/>
+      </w:pPr>
+      <w:r>
+        <w:rPr>
+          <w:lang w:val="es_ES" w:bidi="es_ES"/>
+        </w:rPr>
         <w:t>Éxodo - Capítulo 15 Introducción</w:t>
       </w:r>
       <w:r>
@@ -5389,18 +5196,12 @@
         </w:rPr>
         <w:t>Los versículos 1b-18 y 21b del capítulo 15 son poesía. Constituyen un canto de alabanza a Jehová por haber derrotado y destruido al ejército egipcio (</w:t>
       </w:r>
-      <w:hyperlink r:id="rId54">
-        <w:r>
-          <w:rPr>
-            <w:lang w:val="es_ES" w:bidi="es_ES"/>
-          </w:rPr>
-          <w:rPr>
-            <w:color w:val="0000EE"/>
-            <w:u w:val="single"/>
-          </w:rPr>
-          <w:t>Éxodo 14:26–28</w:t>
-        </w:r>
-      </w:hyperlink>
+      <w:r>
+        <w:rPr>
+          <w:lang w:val="es_ES" w:bidi="es_ES"/>
+        </w:rPr>
+        <w:t>Éxodo 14:26–28</w:t>
+      </w:r>
       <w:r>
         <w:rPr>
           <w:lang w:val="es_ES" w:bidi="es_ES"/>
@@ -6028,18 +5829,12 @@
         </w:rPr>
         <w:t xml:space="preserve"> (</w:t>
       </w:r>
-      <w:hyperlink r:id="rId55">
-        <w:r>
-          <w:rPr>
-            <w:lang w:val="es_ES" w:bidi="es_ES"/>
-          </w:rPr>
-          <w:rPr>
-            <w:color w:val="0000EE"/>
-            <w:u w:val="single"/>
-          </w:rPr>
-          <w:t>1</w:t>
-        </w:r>
-      </w:hyperlink>
+      <w:r>
+        <w:rPr>
+          <w:lang w:val="es_ES" w:bidi="es_ES"/>
+        </w:rPr>
+        <w:t>1</w:t>
+      </w:r>
       <w:r>
         <w:rPr>
           <w:lang w:val="es_ES" w:bidi="es_ES"/>
@@ -6059,18 +5854,12 @@
         </w:rPr>
         <w:t xml:space="preserve"> (</w:t>
       </w:r>
-      <w:hyperlink r:id="rId56">
-        <w:r>
-          <w:rPr>
-            <w:lang w:val="es_ES" w:bidi="es_ES"/>
-          </w:rPr>
-          <w:rPr>
-            <w:color w:val="0000EE"/>
-            <w:u w:val="single"/>
-          </w:rPr>
-          <w:t>2</w:t>
-        </w:r>
-      </w:hyperlink>
+      <w:r>
+        <w:rPr>
+          <w:lang w:val="es_ES" w:bidi="es_ES"/>
+        </w:rPr>
+        <w:t>2</w:t>
+      </w:r>
       <w:r>
         <w:rPr>
           <w:lang w:val="es_ES" w:bidi="es_ES"/>
@@ -6090,36 +5879,24 @@
         </w:rPr>
         <w:t xml:space="preserve"> (</w:t>
       </w:r>
-      <w:hyperlink r:id="rId57">
-        <w:r>
-          <w:rPr>
-            <w:lang w:val="es_ES" w:bidi="es_ES"/>
-          </w:rPr>
-          <w:rPr>
-            <w:color w:val="0000EE"/>
-            <w:u w:val="single"/>
-          </w:rPr>
-          <w:t>6</w:t>
-        </w:r>
-      </w:hyperlink>
+      <w:r>
+        <w:rPr>
+          <w:lang w:val="es_ES" w:bidi="es_ES"/>
+        </w:rPr>
+        <w:t>6</w:t>
+      </w:r>
       <w:r>
         <w:rPr>
           <w:lang w:val="es_ES" w:bidi="es_ES"/>
         </w:rPr>
         <w:t xml:space="preserve">, </w:t>
       </w:r>
-      <w:hyperlink r:id="rId58">
-        <w:r>
-          <w:rPr>
-            <w:lang w:val="es_ES" w:bidi="es_ES"/>
-          </w:rPr>
-          <w:rPr>
-            <w:color w:val="0000EE"/>
-            <w:u w:val="single"/>
-          </w:rPr>
-          <w:t>11</w:t>
-        </w:r>
-      </w:hyperlink>
+      <w:r>
+        <w:rPr>
+          <w:lang w:val="es_ES" w:bidi="es_ES"/>
+        </w:rPr>
+        <w:t>11</w:t>
+      </w:r>
       <w:r>
         <w:rPr>
           <w:lang w:val="es_ES" w:bidi="es_ES"/>
@@ -6139,18 +5916,12 @@
         </w:rPr>
         <w:t xml:space="preserve"> (</w:t>
       </w:r>
-      <w:hyperlink r:id="rId59">
-        <w:r>
-          <w:rPr>
-            <w:lang w:val="es_ES" w:bidi="es_ES"/>
-          </w:rPr>
-          <w:rPr>
-            <w:color w:val="0000EE"/>
-            <w:u w:val="single"/>
-          </w:rPr>
-          <w:t>7</w:t>
-        </w:r>
-      </w:hyperlink>
+      <w:r>
+        <w:rPr>
+          <w:lang w:val="es_ES" w:bidi="es_ES"/>
+        </w:rPr>
+        <w:t>7</w:t>
+      </w:r>
       <w:r>
         <w:rPr>
           <w:lang w:val="es_ES" w:bidi="es_ES"/>
@@ -6183,18 +5954,12 @@
         </w:rPr>
         <w:t xml:space="preserve"> (</w:t>
       </w:r>
-      <w:hyperlink r:id="rId60">
-        <w:r>
-          <w:rPr>
-            <w:lang w:val="es_ES" w:bidi="es_ES"/>
-          </w:rPr>
-          <w:rPr>
-            <w:color w:val="0000EE"/>
-            <w:u w:val="single"/>
-          </w:rPr>
-          <w:t>17</w:t>
-        </w:r>
-      </w:hyperlink>
+      <w:r>
+        <w:rPr>
+          <w:lang w:val="es_ES" w:bidi="es_ES"/>
+        </w:rPr>
+        <w:t>17</w:t>
+      </w:r>
       <w:r>
         <w:rPr>
           <w:lang w:val="es_ES" w:bidi="es_ES"/>
@@ -6219,18 +5984,12 @@
         </w:rPr>
         <w:t xml:space="preserve">En contraste, sus enemigos están abatidos. Observe en </w:t>
       </w:r>
-      <w:hyperlink r:id="rId59">
-        <w:r>
-          <w:rPr>
-            <w:lang w:val="es_ES" w:bidi="es_ES"/>
-          </w:rPr>
-          <w:rPr>
-            <w:color w:val="0000EE"/>
-            <w:u w:val="single"/>
-          </w:rPr>
-          <w:t>15:7</w:t>
-        </w:r>
-      </w:hyperlink>
+      <w:r>
+        <w:rPr>
+          <w:lang w:val="es_ES" w:bidi="es_ES"/>
+        </w:rPr>
+        <w:t>15:7</w:t>
+      </w:r>
       <w:r>
         <w:rPr>
           <w:lang w:val="es_ES" w:bidi="es_ES"/>
@@ -6263,36 +6022,24 @@
         </w:rPr>
         <w:t xml:space="preserve"> (</w:t>
       </w:r>
-      <w:hyperlink r:id="rId61">
-        <w:r>
-          <w:rPr>
-            <w:lang w:val="es_ES" w:bidi="es_ES"/>
-          </w:rPr>
-          <w:rPr>
-            <w:color w:val="0000EE"/>
-            <w:u w:val="single"/>
-          </w:rPr>
-          <w:t>4</w:t>
-        </w:r>
-      </w:hyperlink>
+      <w:r>
+        <w:rPr>
+          <w:lang w:val="es_ES" w:bidi="es_ES"/>
+        </w:rPr>
+        <w:t>4</w:t>
+      </w:r>
       <w:r>
         <w:rPr>
           <w:lang w:val="es_ES" w:bidi="es_ES"/>
         </w:rPr>
         <w:t xml:space="preserve">, </w:t>
       </w:r>
-      <w:hyperlink r:id="rId62">
-        <w:r>
-          <w:rPr>
-            <w:lang w:val="es_ES" w:bidi="es_ES"/>
-          </w:rPr>
-          <w:rPr>
-            <w:color w:val="0000EE"/>
-            <w:u w:val="single"/>
-          </w:rPr>
-          <w:t>10</w:t>
-        </w:r>
-      </w:hyperlink>
+      <w:r>
+        <w:rPr>
+          <w:lang w:val="es_ES" w:bidi="es_ES"/>
+        </w:rPr>
+        <w:t>10</w:t>
+      </w:r>
       <w:r>
         <w:rPr>
           <w:lang w:val="es_ES" w:bidi="es_ES"/>
@@ -6312,18 +6059,12 @@
         </w:rPr>
         <w:t xml:space="preserve"> (</w:t>
       </w:r>
-      <w:hyperlink r:id="rId63">
-        <w:r>
-          <w:rPr>
-            <w:lang w:val="es_ES" w:bidi="es_ES"/>
-          </w:rPr>
-          <w:rPr>
-            <w:color w:val="0000EE"/>
-            <w:u w:val="single"/>
-          </w:rPr>
-          <w:t>5</w:t>
-        </w:r>
-      </w:hyperlink>
+      <w:r>
+        <w:rPr>
+          <w:lang w:val="es_ES" w:bidi="es_ES"/>
+        </w:rPr>
+        <w:t>5</w:t>
+      </w:r>
       <w:r>
         <w:rPr>
           <w:lang w:val="es_ES" w:bidi="es_ES"/>
@@ -6343,18 +6084,12 @@
         </w:rPr>
         <w:t xml:space="preserve"> (</w:t>
       </w:r>
-      <w:hyperlink r:id="rId63">
-        <w:r>
-          <w:rPr>
-            <w:lang w:val="es_ES" w:bidi="es_ES"/>
-          </w:rPr>
-          <w:rPr>
-            <w:color w:val="0000EE"/>
-            <w:u w:val="single"/>
-          </w:rPr>
-          <w:t>5</w:t>
-        </w:r>
-      </w:hyperlink>
+      <w:r>
+        <w:rPr>
+          <w:lang w:val="es_ES" w:bidi="es_ES"/>
+        </w:rPr>
+        <w:t>5</w:t>
+      </w:r>
       <w:r>
         <w:rPr>
           <w:lang w:val="es_ES" w:bidi="es_ES"/>
@@ -6374,18 +6109,12 @@
         </w:rPr>
         <w:t xml:space="preserve"> (</w:t>
       </w:r>
-      <w:hyperlink r:id="rId64">
-        <w:r>
-          <w:rPr>
-            <w:lang w:val="es_ES" w:bidi="es_ES"/>
-          </w:rPr>
-          <w:rPr>
-            <w:color w:val="0000EE"/>
-            <w:u w:val="single"/>
-          </w:rPr>
-          <w:t>15</w:t>
-        </w:r>
-      </w:hyperlink>
+      <w:r>
+        <w:rPr>
+          <w:lang w:val="es_ES" w:bidi="es_ES"/>
+        </w:rPr>
+        <w:t>15</w:t>
+      </w:r>
       <w:r>
         <w:rPr>
           <w:lang w:val="es_ES" w:bidi="es_ES"/>
@@ -6405,18 +6134,12 @@
         </w:rPr>
         <w:t xml:space="preserve"> (</w:t>
       </w:r>
-      <w:hyperlink r:id="rId65">
-        <w:r>
-          <w:rPr>
-            <w:lang w:val="es_ES" w:bidi="es_ES"/>
-          </w:rPr>
-          <w:rPr>
-            <w:color w:val="0000EE"/>
-            <w:u w:val="single"/>
-          </w:rPr>
-          <w:t>16</w:t>
-        </w:r>
-      </w:hyperlink>
+      <w:r>
+        <w:rPr>
+          <w:lang w:val="es_ES" w:bidi="es_ES"/>
+        </w:rPr>
+        <w:t>16</w:t>
+      </w:r>
       <w:r>
         <w:rPr>
           <w:lang w:val="es_ES" w:bidi="es_ES"/>
@@ -6441,54 +6164,36 @@
         </w:rPr>
         <w:t xml:space="preserve">La fuerza de Jehová en </w:t>
       </w:r>
-      <w:hyperlink r:id="rId56">
-        <w:r>
-          <w:rPr>
-            <w:lang w:val="es_ES" w:bidi="es_ES"/>
-          </w:rPr>
-          <w:rPr>
-            <w:color w:val="0000EE"/>
-            <w:u w:val="single"/>
-          </w:rPr>
-          <w:t>15:2</w:t>
-        </w:r>
-      </w:hyperlink>
+      <w:r>
+        <w:rPr>
+          <w:lang w:val="es_ES" w:bidi="es_ES"/>
+        </w:rPr>
+        <w:t>15:2</w:t>
+      </w:r>
       <w:r>
         <w:rPr>
           <w:lang w:val="es_ES" w:bidi="es_ES"/>
         </w:rPr>
         <w:t xml:space="preserve">, </w:t>
       </w:r>
-      <w:hyperlink r:id="rId57">
-        <w:r>
-          <w:rPr>
-            <w:lang w:val="es_ES" w:bidi="es_ES"/>
-          </w:rPr>
-          <w:rPr>
-            <w:color w:val="0000EE"/>
-            <w:u w:val="single"/>
-          </w:rPr>
-          <w:t>15:6</w:t>
-        </w:r>
-      </w:hyperlink>
+      <w:r>
+        <w:rPr>
+          <w:lang w:val="es_ES" w:bidi="es_ES"/>
+        </w:rPr>
+        <w:t>15:6</w:t>
+      </w:r>
       <w:r>
         <w:rPr>
           <w:lang w:val="es_ES" w:bidi="es_ES"/>
         </w:rPr>
         <w:t xml:space="preserve"> y </w:t>
       </w:r>
-      <w:hyperlink r:id="rId66">
-        <w:r>
-          <w:rPr>
-            <w:lang w:val="es_ES" w:bidi="es_ES"/>
-          </w:rPr>
-          <w:rPr>
-            <w:color w:val="0000EE"/>
-            <w:u w:val="single"/>
-          </w:rPr>
-          <w:t>15:13</w:t>
-        </w:r>
-      </w:hyperlink>
+      <w:r>
+        <w:rPr>
+          <w:lang w:val="es_ES" w:bidi="es_ES"/>
+        </w:rPr>
+        <w:t>15:13</w:t>
+      </w:r>
       <w:r>
         <w:rPr>
           <w:lang w:val="es_ES" w:bidi="es_ES"/>
@@ -6513,90 +6218,60 @@
         </w:rPr>
         <w:t xml:space="preserve">La efectividad de la mano de Jehová frente a la del enemigo. La mano (y el brazo) de Jehová es eficaz en </w:t>
       </w:r>
-      <w:hyperlink r:id="rId57">
-        <w:r>
-          <w:rPr>
-            <w:lang w:val="es_ES" w:bidi="es_ES"/>
-          </w:rPr>
-          <w:rPr>
-            <w:color w:val="0000EE"/>
-            <w:u w:val="single"/>
-          </w:rPr>
-          <w:t>15:6</w:t>
-        </w:r>
-      </w:hyperlink>
+      <w:r>
+        <w:rPr>
+          <w:lang w:val="es_ES" w:bidi="es_ES"/>
+        </w:rPr>
+        <w:t>15:6</w:t>
+      </w:r>
       <w:r>
         <w:rPr>
           <w:lang w:val="es_ES" w:bidi="es_ES"/>
         </w:rPr>
         <w:t xml:space="preserve">, </w:t>
       </w:r>
-      <w:hyperlink r:id="rId67">
-        <w:r>
-          <w:rPr>
-            <w:lang w:val="es_ES" w:bidi="es_ES"/>
-          </w:rPr>
-          <w:rPr>
-            <w:color w:val="0000EE"/>
-            <w:u w:val="single"/>
-          </w:rPr>
-          <w:t>15:12</w:t>
-        </w:r>
-      </w:hyperlink>
+      <w:r>
+        <w:rPr>
+          <w:lang w:val="es_ES" w:bidi="es_ES"/>
+        </w:rPr>
+        <w:t>15:12</w:t>
+      </w:r>
       <w:r>
         <w:rPr>
           <w:lang w:val="es_ES" w:bidi="es_ES"/>
         </w:rPr>
         <w:t xml:space="preserve">, </w:t>
       </w:r>
-      <w:hyperlink r:id="rId65">
-        <w:r>
-          <w:rPr>
-            <w:lang w:val="es_ES" w:bidi="es_ES"/>
-          </w:rPr>
-          <w:rPr>
-            <w:color w:val="0000EE"/>
-            <w:u w:val="single"/>
-          </w:rPr>
-          <w:t>15:16</w:t>
-        </w:r>
-      </w:hyperlink>
+      <w:r>
+        <w:rPr>
+          <w:lang w:val="es_ES" w:bidi="es_ES"/>
+        </w:rPr>
+        <w:t>15:16</w:t>
+      </w:r>
       <w:r>
         <w:rPr>
           <w:lang w:val="es_ES" w:bidi="es_ES"/>
         </w:rPr>
         <w:t xml:space="preserve"> y </w:t>
       </w:r>
-      <w:hyperlink r:id="rId60">
-        <w:r>
-          <w:rPr>
-            <w:lang w:val="es_ES" w:bidi="es_ES"/>
-          </w:rPr>
-          <w:rPr>
-            <w:color w:val="0000EE"/>
-            <w:u w:val="single"/>
-          </w:rPr>
-          <w:t>15:17</w:t>
-        </w:r>
-      </w:hyperlink>
+      <w:r>
+        <w:rPr>
+          <w:lang w:val="es_ES" w:bidi="es_ES"/>
+        </w:rPr>
+        <w:t>15:17</w:t>
+      </w:r>
       <w:r>
         <w:rPr>
           <w:lang w:val="es_ES" w:bidi="es_ES"/>
         </w:rPr>
         <w:t xml:space="preserve">, pero la mano del enemigo es ineficaz a pesar de su jactancia en </w:t>
       </w:r>
-      <w:hyperlink r:id="rId68">
-        <w:r>
-          <w:rPr>
-            <w:lang w:val="es_ES" w:bidi="es_ES"/>
-          </w:rPr>
-          <w:rPr>
-            <w:color w:val="0000EE"/>
-            <w:u w:val="single"/>
-          </w:rPr>
-          <w:t>15:9</w:t>
-        </w:r>
-      </w:hyperlink>
+      <w:r>
+        <w:rPr>
+          <w:lang w:val="es_ES" w:bidi="es_ES"/>
+        </w:rPr>
+        <w:t>15:9</w:t>
+      </w:r>
       <w:r>
         <w:rPr>
           <w:lang w:val="es_ES" w:bidi="es_ES"/>
@@ -6621,36 +6296,24 @@
         </w:rPr>
         <w:t xml:space="preserve">Hay una imaginería paralela cerca del final de cada sección. El enemigo se compara tres veces mediante un símil con un objeto pesado e inerte. En </w:t>
       </w:r>
-      <w:hyperlink r:id="rId63">
-        <w:r>
-          <w:rPr>
-            <w:lang w:val="es_ES" w:bidi="es_ES"/>
-          </w:rPr>
-          <w:rPr>
-            <w:color w:val="0000EE"/>
-            <w:u w:val="single"/>
-          </w:rPr>
-          <w:t>15:5</w:t>
-        </w:r>
-      </w:hyperlink>
+      <w:r>
+        <w:rPr>
+          <w:lang w:val="es_ES" w:bidi="es_ES"/>
+        </w:rPr>
+        <w:t>15:5</w:t>
+      </w:r>
       <w:r>
         <w:rPr>
           <w:lang w:val="es_ES" w:bidi="es_ES"/>
         </w:rPr>
         <w:t xml:space="preserve"> y </w:t>
       </w:r>
-      <w:hyperlink r:id="rId65">
-        <w:r>
-          <w:rPr>
-            <w:lang w:val="es_ES" w:bidi="es_ES"/>
-          </w:rPr>
-          <w:rPr>
-            <w:color w:val="0000EE"/>
-            <w:u w:val="single"/>
-          </w:rPr>
-          <w:t>15:16</w:t>
-        </w:r>
-      </w:hyperlink>
+      <w:r>
+        <w:rPr>
+          <w:lang w:val="es_ES" w:bidi="es_ES"/>
+        </w:rPr>
+        <w:t>15:16</w:t>
+      </w:r>
       <w:r>
         <w:rPr>
           <w:lang w:val="es_ES" w:bidi="es_ES"/>
@@ -6670,18 +6333,12 @@
         </w:rPr>
         <w:t xml:space="preserve">, y en </w:t>
       </w:r>
-      <w:hyperlink r:id="rId62">
-        <w:r>
-          <w:rPr>
-            <w:lang w:val="es_ES" w:bidi="es_ES"/>
-          </w:rPr>
-          <w:rPr>
-            <w:color w:val="0000EE"/>
-            <w:u w:val="single"/>
-          </w:rPr>
-          <w:t>15:10</w:t>
-        </w:r>
-      </w:hyperlink>
+      <w:r>
+        <w:rPr>
+          <w:lang w:val="es_ES" w:bidi="es_ES"/>
+        </w:rPr>
+        <w:t>15:10</w:t>
+      </w:r>
       <w:r>
         <w:rPr>
           <w:lang w:val="es_ES" w:bidi="es_ES"/>
@@ -6719,36 +6376,24 @@
         </w:rPr>
         <w:t>Más imágenes paralelas aparecen al final de las secciones uno (</w:t>
       </w:r>
-      <w:hyperlink r:id="rId63">
-        <w:r>
-          <w:rPr>
-            <w:lang w:val="es_ES" w:bidi="es_ES"/>
-          </w:rPr>
-          <w:rPr>
-            <w:color w:val="0000EE"/>
-            <w:u w:val="single"/>
-          </w:rPr>
-          <w:t>5</w:t>
-        </w:r>
-      </w:hyperlink>
+      <w:r>
+        <w:rPr>
+          <w:lang w:val="es_ES" w:bidi="es_ES"/>
+        </w:rPr>
+        <w:t>5</w:t>
+      </w:r>
       <w:r>
         <w:rPr>
           <w:lang w:val="es_ES" w:bidi="es_ES"/>
         </w:rPr>
         <w:t>) y dos (</w:t>
       </w:r>
-      <w:hyperlink r:id="rId62">
-        <w:r>
-          <w:rPr>
-            <w:lang w:val="es_ES" w:bidi="es_ES"/>
-          </w:rPr>
-          <w:rPr>
-            <w:color w:val="0000EE"/>
-            <w:u w:val="single"/>
-          </w:rPr>
-          <w:t>10</w:t>
-        </w:r>
-      </w:hyperlink>
+      <w:r>
+        <w:rPr>
+          <w:lang w:val="es_ES" w:bidi="es_ES"/>
+        </w:rPr>
+        <w:t>10</w:t>
+      </w:r>
       <w:r>
         <w:rPr>
           <w:lang w:val="es_ES" w:bidi="es_ES"/>
@@ -6773,36 +6418,24 @@
         </w:rPr>
         <w:t>En las secciones dos y tres, Jehová calma el agua (</w:t>
       </w:r>
-      <w:hyperlink r:id="rId69">
-        <w:r>
-          <w:rPr>
-            <w:lang w:val="es_ES" w:bidi="es_ES"/>
-          </w:rPr>
-          <w:rPr>
-            <w:color w:val="0000EE"/>
-            <w:u w:val="single"/>
-          </w:rPr>
-          <w:t>8</w:t>
-        </w:r>
-      </w:hyperlink>
+      <w:r>
+        <w:rPr>
+          <w:lang w:val="es_ES" w:bidi="es_ES"/>
+        </w:rPr>
+        <w:t>8</w:t>
+      </w:r>
       <w:r>
         <w:rPr>
           <w:lang w:val="es_ES" w:bidi="es_ES"/>
         </w:rPr>
         <w:t>) y los otros pueblos (</w:t>
       </w:r>
-      <w:hyperlink r:id="rId65">
-        <w:r>
-          <w:rPr>
-            <w:lang w:val="es_ES" w:bidi="es_ES"/>
-          </w:rPr>
-          <w:rPr>
-            <w:color w:val="0000EE"/>
-            <w:u w:val="single"/>
-          </w:rPr>
-          <w:t>16</w:t>
-        </w:r>
-      </w:hyperlink>
+      <w:r>
+        <w:rPr>
+          <w:lang w:val="es_ES" w:bidi="es_ES"/>
+        </w:rPr>
+        <w:t>16</w:t>
+      </w:r>
       <w:r>
         <w:rPr>
           <w:lang w:val="es_ES" w:bidi="es_ES"/>
@@ -6840,54 +6473,36 @@
         </w:rPr>
         <w:t xml:space="preserve"> (</w:t>
       </w:r>
-      <w:hyperlink r:id="rId57">
-        <w:r>
-          <w:rPr>
-            <w:lang w:val="es_ES" w:bidi="es_ES"/>
-          </w:rPr>
-          <w:rPr>
-            <w:color w:val="0000EE"/>
-            <w:u w:val="single"/>
-          </w:rPr>
-          <w:t>6</w:t>
-        </w:r>
-      </w:hyperlink>
+      <w:r>
+        <w:rPr>
+          <w:lang w:val="es_ES" w:bidi="es_ES"/>
+        </w:rPr>
+        <w:t>6</w:t>
+      </w:r>
       <w:r>
         <w:rPr>
           <w:lang w:val="es_ES" w:bidi="es_ES"/>
         </w:rPr>
         <w:t xml:space="preserve">, </w:t>
       </w:r>
-      <w:hyperlink r:id="rId62">
-        <w:r>
-          <w:rPr>
-            <w:lang w:val="es_ES" w:bidi="es_ES"/>
-          </w:rPr>
-          <w:rPr>
-            <w:color w:val="0000EE"/>
-            <w:u w:val="single"/>
-          </w:rPr>
-          <w:t>10</w:t>
-        </w:r>
-      </w:hyperlink>
+      <w:r>
+        <w:rPr>
+          <w:lang w:val="es_ES" w:bidi="es_ES"/>
+        </w:rPr>
+        <w:t>10</w:t>
+      </w:r>
       <w:r>
         <w:rPr>
           <w:lang w:val="es_ES" w:bidi="es_ES"/>
         </w:rPr>
         <w:t>), y esta palabra se retoma al inicio de la sección tres (</w:t>
       </w:r>
-      <w:hyperlink r:id="rId58">
-        <w:r>
-          <w:rPr>
-            <w:lang w:val="es_ES" w:bidi="es_ES"/>
-          </w:rPr>
-          <w:rPr>
-            <w:color w:val="0000EE"/>
-            <w:u w:val="single"/>
-          </w:rPr>
-          <w:t>11</w:t>
-        </w:r>
-      </w:hyperlink>
+      <w:r>
+        <w:rPr>
+          <w:lang w:val="es_ES" w:bidi="es_ES"/>
+        </w:rPr>
+        <w:t>11</w:t>
+      </w:r>
       <w:r>
         <w:rPr>
           <w:lang w:val="es_ES" w:bidi="es_ES"/>
@@ -6912,18 +6527,12 @@
         </w:rPr>
         <w:t>En la sección dos (</w:t>
       </w:r>
-      <w:hyperlink r:id="rId68">
-        <w:r>
-          <w:rPr>
-            <w:lang w:val="es_ES" w:bidi="es_ES"/>
-          </w:rPr>
-          <w:rPr>
-            <w:color w:val="0000EE"/>
-            <w:u w:val="single"/>
-          </w:rPr>
-          <w:t>9</w:t>
-        </w:r>
-      </w:hyperlink>
+      <w:r>
+        <w:rPr>
+          <w:lang w:val="es_ES" w:bidi="es_ES"/>
+        </w:rPr>
+        <w:t>9</w:t>
+      </w:r>
       <w:r>
         <w:rPr>
           <w:lang w:val="es_ES" w:bidi="es_ES"/>
@@ -6943,18 +6552,12 @@
         </w:rPr>
         <w:t xml:space="preserve"> (o desheredar) a los israelitas; en la sección tres (</w:t>
       </w:r>
-      <w:hyperlink r:id="rId65">
-        <w:r>
-          <w:rPr>
-            <w:lang w:val="es_ES" w:bidi="es_ES"/>
-          </w:rPr>
-          <w:rPr>
-            <w:color w:val="0000EE"/>
-            <w:u w:val="single"/>
-          </w:rPr>
-          <w:t>16</w:t>
-        </w:r>
-      </w:hyperlink>
+      <w:r>
+        <w:rPr>
+          <w:lang w:val="es_ES" w:bidi="es_ES"/>
+        </w:rPr>
+        <w:t>16</w:t>
+      </w:r>
       <w:r>
         <w:rPr>
           <w:lang w:val="es_ES" w:bidi="es_ES"/>
@@ -6992,18 +6595,12 @@
         </w:rPr>
         <w:t xml:space="preserve">A las </w:t>
       </w:r>
-      <w:hyperlink r:id="rId58">
-        <w:r>
-          <w:rPr>
-            <w:lang w:val="es_ES" w:bidi="es_ES"/>
-          </w:rPr>
-          <w:rPr>
-            <w:color w:val="0000EE"/>
-            <w:u w:val="single"/>
-          </w:rPr>
-          <w:t>15:11</w:t>
-        </w:r>
-      </w:hyperlink>
+      <w:r>
+        <w:rPr>
+          <w:lang w:val="es_ES" w:bidi="es_ES"/>
+        </w:rPr>
+        <w:t>15:11</w:t>
+      </w:r>
       <w:r>
         <w:rPr>
           <w:lang w:val="es_ES" w:bidi="es_ES"/>
@@ -7035,36 +6632,24 @@
         </w:rPr>
         <w:t xml:space="preserve"> ocurre nuevamente en </w:t>
       </w:r>
-      <w:hyperlink r:id="rId66">
-        <w:r>
-          <w:rPr>
-            <w:lang w:val="es_ES" w:bidi="es_ES"/>
-          </w:rPr>
-          <w:rPr>
-            <w:color w:val="0000EE"/>
-            <w:u w:val="single"/>
-          </w:rPr>
-          <w:t>15:13</w:t>
-        </w:r>
-      </w:hyperlink>
+      <w:r>
+        <w:rPr>
+          <w:lang w:val="es_ES" w:bidi="es_ES"/>
+        </w:rPr>
+        <w:t>15:13</w:t>
+      </w:r>
       <w:r>
         <w:rPr>
           <w:lang w:val="es_ES" w:bidi="es_ES"/>
         </w:rPr>
         <w:t xml:space="preserve"> y </w:t>
       </w:r>
-      <w:hyperlink r:id="rId65">
-        <w:r>
-          <w:rPr>
-            <w:lang w:val="es_ES" w:bidi="es_ES"/>
-          </w:rPr>
-          <w:rPr>
-            <w:color w:val="0000EE"/>
-            <w:u w:val="single"/>
-          </w:rPr>
-          <w:t>15:16</w:t>
-        </w:r>
-      </w:hyperlink>
+      <w:r>
+        <w:rPr>
+          <w:lang w:val="es_ES" w:bidi="es_ES"/>
+        </w:rPr>
+        <w:t>15:16</w:t>
+      </w:r>
     </w:p>
     <w:p>
       <w:pPr>
@@ -7096,18 +6681,12 @@
         </w:rPr>
         <w:t xml:space="preserve"> se describe de manera vívida en </w:t>
       </w:r>
-      <w:hyperlink r:id="rId70">
-        <w:r>
-          <w:rPr>
-            <w:lang w:val="es_ES" w:bidi="es_ES"/>
-          </w:rPr>
-          <w:rPr>
-            <w:color w:val="0000EE"/>
-            <w:u w:val="single"/>
-          </w:rPr>
-          <w:t>15:14–16</w:t>
-        </w:r>
-      </w:hyperlink>
+      <w:r>
+        <w:rPr>
+          <w:lang w:val="es_ES" w:bidi="es_ES"/>
+        </w:rPr>
+        <w:t>15:14–16</w:t>
+      </w:r>
       <w:r>
         <w:rPr>
           <w:lang w:val="es_ES" w:bidi="es_ES"/>
@@ -7157,18 +6736,12 @@
           <w:lang w:val="es_ES" w:bidi="es_ES"/>
         </w:rPr>
       </w:r>
-      <w:hyperlink r:id="rId70">
-        <w:r>
-          <w:rPr>
-            <w:lang w:val="es_ES" w:bidi="es_ES"/>
-          </w:rPr>
-          <w:rPr>
-            <w:color w:val="0000EE"/>
-            <w:u w:val="single"/>
-          </w:rPr>
-          <w:t>15:14–16</w:t>
-        </w:r>
-      </w:hyperlink>
+      <w:r>
+        <w:rPr>
+          <w:lang w:val="es_ES" w:bidi="es_ES"/>
+        </w:rPr>
+        <w:t>15:14–16</w:t>
+      </w:r>
       <w:r>
         <w:rPr>
           <w:lang w:val="es_ES" w:bidi="es_ES"/>
@@ -7313,36 +6886,24 @@
           <w:lang w:val="es_ES" w:bidi="es_ES"/>
         </w:rPr>
       </w:r>
-      <w:hyperlink r:id="rId66">
-        <w:r>
-          <w:rPr>
-            <w:lang w:val="es_ES" w:bidi="es_ES"/>
-          </w:rPr>
-          <w:rPr>
-            <w:color w:val="0000EE"/>
-            <w:u w:val="single"/>
-          </w:rPr>
-          <w:t>13</w:t>
-        </w:r>
-      </w:hyperlink>
+      <w:r>
+        <w:rPr>
+          <w:lang w:val="es_ES" w:bidi="es_ES"/>
+        </w:rPr>
+        <w:t>13</w:t>
+      </w:r>
       <w:r>
         <w:rPr>
           <w:lang w:val="es_ES" w:bidi="es_ES"/>
         </w:rPr>
         <w:t xml:space="preserve">: dirigiste a este pueblo =&gt; </w:t>
       </w:r>
-      <w:hyperlink r:id="rId65">
-        <w:r>
-          <w:rPr>
-            <w:lang w:val="es_ES" w:bidi="es_ES"/>
-          </w:rPr>
-          <w:rPr>
-            <w:color w:val="0000EE"/>
-            <w:u w:val="single"/>
-          </w:rPr>
-          <w:t>16</w:t>
-        </w:r>
-      </w:hyperlink>
+      <w:r>
+        <w:rPr>
+          <w:lang w:val="es_ES" w:bidi="es_ES"/>
+        </w:rPr>
+        <w:t>16</w:t>
+      </w:r>
       <w:r>
         <w:rPr>
           <w:lang w:val="es_ES" w:bidi="es_ES"/>
@@ -7385,18 +6946,12 @@
         </w:rPr>
         <w:t xml:space="preserve">v 13: los llevaste al hogar =&gt; </w:t>
       </w:r>
-      <w:hyperlink r:id="rId60">
-        <w:r>
-          <w:rPr>
-            <w:lang w:val="es_ES" w:bidi="es_ES"/>
-          </w:rPr>
-          <w:rPr>
-            <w:color w:val="0000EE"/>
-            <w:u w:val="single"/>
-          </w:rPr>
-          <w:t>17</w:t>
-        </w:r>
-      </w:hyperlink>
+      <w:r>
+        <w:rPr>
+          <w:lang w:val="es_ES" w:bidi="es_ES"/>
+        </w:rPr>
+        <w:t>17</w:t>
+      </w:r>
       <w:r>
         <w:rPr>
           <w:lang w:val="es_ES" w:bidi="es_ES"/>
@@ -7457,18 +7012,12 @@
         </w:rPr>
         <w:t xml:space="preserve">En </w:t>
       </w:r>
-      <w:hyperlink r:id="rId71">
-        <w:r>
-          <w:rPr>
-            <w:lang w:val="es_ES" w:bidi="es_ES"/>
-          </w:rPr>
-          <w:rPr>
-            <w:color w:val="0000EE"/>
-            <w:u w:val="single"/>
-          </w:rPr>
-          <w:t>15:24</w:t>
-        </w:r>
-      </w:hyperlink>
+      <w:r>
+        <w:rPr>
+          <w:lang w:val="es_ES" w:bidi="es_ES"/>
+        </w:rPr>
+        <w:t>15:24</w:t>
+      </w:r>
       <w:r>
         <w:rPr>
           <w:lang w:val="es_ES" w:bidi="es_ES"/>
@@ -7513,18 +7062,12 @@
         </w:rPr>
         <w:t xml:space="preserve">En los versículos </w:t>
       </w:r>
-      <w:hyperlink r:id="rId72">
-        <w:r>
-          <w:rPr>
-            <w:lang w:val="es_ES" w:bidi="es_ES"/>
-          </w:rPr>
-          <w:rPr>
-            <w:color w:val="0000EE"/>
-            <w:u w:val="single"/>
-          </w:rPr>
-          <w:t>24–26</w:t>
-        </w:r>
-      </w:hyperlink>
+      <w:r>
+        <w:rPr>
+          <w:lang w:val="es_ES" w:bidi="es_ES"/>
+        </w:rPr>
+        <w:t>24–26</w:t>
+      </w:r>
       <w:r>
         <w:rPr>
           <w:lang w:val="es_ES" w:bidi="es_ES"/>
@@ -7815,18 +7358,12 @@
           <w:lang w:val="es_ES" w:bidi="es_ES"/>
         </w:rPr>
       </w:r>
-      <w:hyperlink r:id="rId73">
-        <w:r>
-          <w:rPr>
-            <w:lang w:val="es_ES" w:bidi="es_ES"/>
-          </w:rPr>
-          <w:rPr>
-            <w:color w:val="0000EE"/>
-            <w:u w:val="single"/>
-          </w:rPr>
-          <w:t>16:34–36</w:t>
-        </w:r>
-      </w:hyperlink>
+      <w:r>
+        <w:rPr>
+          <w:lang w:val="es_ES" w:bidi="es_ES"/>
+        </w:rPr>
+        <w:t>16:34–36</w:t>
+      </w:r>
       <w:r>
         <w:rPr>
           <w:lang w:val="es_ES" w:bidi="es_ES"/>
@@ -7858,18 +7395,12 @@
         </w:rPr>
         <w:t xml:space="preserve">En relación con el tema de la cronología, aunque el pacto aún no se ha realizado, se menciona en </w:t>
       </w:r>
-      <w:hyperlink r:id="rId74">
-        <w:r>
-          <w:rPr>
-            <w:lang w:val="es_ES" w:bidi="es_ES"/>
-          </w:rPr>
-          <w:rPr>
-            <w:color w:val="0000EE"/>
-            <w:u w:val="single"/>
-          </w:rPr>
-          <w:t>Éxodo 16:34</w:t>
-        </w:r>
-      </w:hyperlink>
+      <w:r>
+        <w:rPr>
+          <w:lang w:val="es_ES" w:bidi="es_ES"/>
+        </w:rPr>
+        <w:t>Éxodo 16:34</w:t>
+      </w:r>
       <w:r>
         <w:rPr>
           <w:lang w:val="es_ES" w:bidi="es_ES"/>
@@ -8330,18 +7861,12 @@
         </w:rPr>
         <w:t xml:space="preserve">El momento de los eventos en </w:t>
       </w:r>
-      <w:hyperlink r:id="rId75">
-        <w:r>
-          <w:rPr>
-            <w:lang w:val="es_ES" w:bidi="es_ES"/>
-          </w:rPr>
-          <w:rPr>
-            <w:color w:val="0000EE"/>
-            <w:u w:val="single"/>
-          </w:rPr>
-          <w:t>18:2</w:t>
-        </w:r>
-      </w:hyperlink>
+      <w:r>
+        <w:rPr>
+          <w:lang w:val="es_ES" w:bidi="es_ES"/>
+        </w:rPr>
+        <w:t>18:2</w:t>
+      </w:r>
       <w:r>
         <w:rPr>
           <w:lang w:val="es_ES" w:bidi="es_ES"/>
@@ -8374,18 +7899,12 @@
         </w:rPr>
         <w:t xml:space="preserve"> de Jetro relacionado con su llegada para encontrarse con Moisés en </w:t>
       </w:r>
-      <w:hyperlink r:id="rId76">
-        <w:r>
-          <w:rPr>
-            <w:lang w:val="es_ES" w:bidi="es_ES"/>
-          </w:rPr>
-          <w:rPr>
-            <w:color w:val="0000EE"/>
-            <w:u w:val="single"/>
-          </w:rPr>
-          <w:t>18:5</w:t>
-        </w:r>
-      </w:hyperlink>
+      <w:r>
+        <w:rPr>
+          <w:lang w:val="es_ES" w:bidi="es_ES"/>
+        </w:rPr>
+        <w:t>18:5</w:t>
+      </w:r>
       <w:r>
         <w:rPr>
           <w:lang w:val="es_ES" w:bidi="es_ES"/>
@@ -8411,18 +7930,12 @@
           <w:lang w:val="es_ES" w:bidi="es_ES"/>
         </w:rPr>
       </w:r>
-      <w:hyperlink r:id="rId77">
-        <w:r>
-          <w:rPr>
-            <w:lang w:val="es_ES" w:bidi="es_ES"/>
-          </w:rPr>
-          <w:rPr>
-            <w:color w:val="0000EE"/>
-            <w:u w:val="single"/>
-          </w:rPr>
-          <w:t>18:11</w:t>
-        </w:r>
-      </w:hyperlink>
+      <w:r>
+        <w:rPr>
+          <w:lang w:val="es_ES" w:bidi="es_ES"/>
+        </w:rPr>
+        <w:t>18:11</w:t>
+      </w:r>
       <w:r>
         <w:rPr>
           <w:lang w:val="es_ES" w:bidi="es_ES"/>
@@ -9290,18 +8803,12 @@
         </w:rPr>
         <w:t xml:space="preserve">La sección de </w:t>
       </w:r>
-      <w:hyperlink r:id="rId78">
-        <w:r>
-          <w:rPr>
-            <w:lang w:val="es_ES" w:bidi="es_ES"/>
-          </w:rPr>
-          <w:rPr>
-            <w:color w:val="0000EE"/>
-            <w:u w:val="single"/>
-          </w:rPr>
-          <w:t>21:7–11</w:t>
-        </w:r>
-      </w:hyperlink>
+      <w:r>
+        <w:rPr>
+          <w:lang w:val="es_ES" w:bidi="es_ES"/>
+        </w:rPr>
+        <w:t>21:7–11</w:t>
+      </w:r>
       <w:r>
         <w:rPr>
           <w:lang w:val="es_ES" w:bidi="es_ES"/>
@@ -9333,18 +8840,12 @@
         </w:rPr>
         <w:t xml:space="preserve">A las </w:t>
       </w:r>
-      <w:hyperlink r:id="rId79">
-        <w:r>
-          <w:rPr>
-            <w:lang w:val="es_ES" w:bidi="es_ES"/>
-          </w:rPr>
-          <w:rPr>
-            <w:color w:val="0000EE"/>
-            <w:u w:val="single"/>
-          </w:rPr>
-          <w:t>21:30</w:t>
-        </w:r>
-      </w:hyperlink>
+      <w:r>
+        <w:rPr>
+          <w:lang w:val="es_ES" w:bidi="es_ES"/>
+        </w:rPr>
+        <w:t>21:30</w:t>
+      </w:r>
       <w:r>
         <w:rPr>
           <w:lang w:val="es_ES" w:bidi="es_ES"/>
@@ -9554,54 +9055,36 @@
         </w:rPr>
         <w:t>Este capítulo continúa con la lista de leyes de casos para Israel. También trata sobre los patrones de vida relacionados con los sábados (</w:t>
       </w:r>
-      <w:hyperlink r:id="rId80">
-        <w:r>
-          <w:rPr>
-            <w:lang w:val="es_ES" w:bidi="es_ES"/>
-          </w:rPr>
-          <w:rPr>
-            <w:color w:val="0000EE"/>
-            <w:u w:val="single"/>
-          </w:rPr>
-          <w:t>23:10–12</w:t>
-        </w:r>
-      </w:hyperlink>
+      <w:r>
+        <w:rPr>
+          <w:lang w:val="es_ES" w:bidi="es_ES"/>
+        </w:rPr>
+        <w:t>23:10–12</w:t>
+      </w:r>
       <w:r>
         <w:rPr>
           <w:lang w:val="es_ES" w:bidi="es_ES"/>
         </w:rPr>
         <w:t>) y festivales (</w:t>
       </w:r>
-      <w:hyperlink r:id="rId81">
-        <w:r>
-          <w:rPr>
-            <w:lang w:val="es_ES" w:bidi="es_ES"/>
-          </w:rPr>
-          <w:rPr>
-            <w:color w:val="0000EE"/>
-            <w:u w:val="single"/>
-          </w:rPr>
-          <w:t>23:14–19</w:t>
-        </w:r>
-      </w:hyperlink>
+      <w:r>
+        <w:rPr>
+          <w:lang w:val="es_ES" w:bidi="es_ES"/>
+        </w:rPr>
+        <w:t>23:14–19</w:t>
+      </w:r>
       <w:r>
         <w:rPr>
           <w:lang w:val="es_ES" w:bidi="es_ES"/>
         </w:rPr>
         <w:t xml:space="preserve">). En </w:t>
       </w:r>
-      <w:hyperlink r:id="rId82">
-        <w:r>
-          <w:rPr>
-            <w:lang w:val="es_ES" w:bidi="es_ES"/>
-          </w:rPr>
-          <w:rPr>
-            <w:color w:val="0000EE"/>
-            <w:u w:val="single"/>
-          </w:rPr>
-          <w:t>23:20</w:t>
-        </w:r>
-      </w:hyperlink>
+      <w:r>
+        <w:rPr>
+          <w:lang w:val="es_ES" w:bidi="es_ES"/>
+        </w:rPr>
+        <w:t>23:20</w:t>
+      </w:r>
       <w:r>
         <w:rPr>
           <w:lang w:val="es_ES" w:bidi="es_ES"/>
@@ -10206,54 +9689,24 @@
         </w:rPr>
         <w:t xml:space="preserve">Desde </w:t>
       </w:r>
-      <w:hyperlink r:id="rId83">
-        <w:r>
-          <w:rPr>
-            <w:lang w:val="es_ES" w:bidi="es_ES"/>
-          </w:rPr>
-          <w:rPr>
-            <w:color w:val="0000EE"/>
-            <w:u w:val="single"/>
-          </w:rPr>
-          <w:t>25:11</w:t>
-        </w:r>
-      </w:hyperlink>
-      <w:r>
-        <w:rPr>
-          <w:lang w:val="es_ES" w:bidi="es_ES"/>
-        </w:rPr>
-        <w:t xml:space="preserve"> hasta el final del capítulo 30, casi todas las instrucciones sobre la construcción de la tienda de reunión y todos los artículos asociados se dan utilizando la forma singular de "tú", como si Moisés las realizara personalmente. Sin embargo, está claro y se especifica en el </w:t>
-      </w:r>
-      <w:hyperlink r:id="rId84">
-        <w:r>
-          <w:rPr>
-            <w:lang w:val="es_ES" w:bidi="es_ES"/>
-          </w:rPr>
-          <w:rPr>
-            <w:color w:val="0000EE"/>
-            <w:u w:val="single"/>
-          </w:rPr>
-          <w:t>capítulo 31</w:t>
-        </w:r>
-      </w:hyperlink>
-      <w:r>
-        <w:rPr>
-          <w:lang w:val="es_ES" w:bidi="es_ES"/>
-        </w:rPr>
-        <w:t xml:space="preserve"> que ciertos artesanos calificados recibirán estas instrucciones de Moisés y serán ellos quienes fabriquen estos artículos. En algunos idiomas, puede ser necesario cambiar de segunda a tercera persona en todo el texto, siguiendo el patrón en </w:t>
-      </w:r>
-      <w:hyperlink r:id="rId85">
-        <w:r>
-          <w:rPr>
-            <w:lang w:val="es_ES" w:bidi="es_ES"/>
-          </w:rPr>
-          <w:rPr>
-            <w:color w:val="0000EE"/>
-            <w:u w:val="single"/>
-          </w:rPr>
-          <w:t>25:10</w:t>
-        </w:r>
-      </w:hyperlink>
+      <w:r>
+        <w:rPr>
+          <w:lang w:val="es_ES" w:bidi="es_ES"/>
+        </w:rPr>
+        <w:t>25:11</w:t>
+      </w:r>
+      <w:r>
+        <w:rPr>
+          <w:lang w:val="es_ES" w:bidi="es_ES"/>
+        </w:rPr>
+        <w:t xml:space="preserve"> hasta el final del capítulo 30, casi todas las instrucciones sobre la construcción de la tienda de reunión y todos los artículos asociados se dan utilizando la forma singular de "tú", como si Moisés las realizara personalmente. Sin embargo, está claro y se especifica en el capítulo 31 que ciertos artesanos calificados recibirán estas instrucciones de Moisés y serán ellos quienes fabriquen estos artículos. En algunos idiomas, puede ser necesario cambiar de segunda a tercera persona en todo el texto, siguiendo el patrón en </w:t>
+      </w:r>
+      <w:r>
+        <w:rPr>
+          <w:lang w:val="es_ES" w:bidi="es_ES"/>
+        </w:rPr>
+        <w:t>25:10</w:t>
+      </w:r>
       <w:r>
         <w:rPr>
           <w:lang w:val="es_ES" w:bidi="es_ES"/>
@@ -10464,54 +9917,36 @@
         </w:rPr>
         <w:t>Existen múltiples cortinas descritas con tres palabras hebreas distintas: un tipo de cortinas para formar las paredes de la tienda (</w:t>
       </w:r>
-      <w:hyperlink r:id="rId86">
-        <w:r>
-          <w:rPr>
-            <w:lang w:val="es_ES" w:bidi="es_ES"/>
-          </w:rPr>
-          <w:rPr>
-            <w:color w:val="0000EE"/>
-            <w:u w:val="single"/>
-          </w:rPr>
-          <w:t>26:1–13</w:t>
-        </w:r>
-      </w:hyperlink>
+      <w:r>
+        <w:rPr>
+          <w:lang w:val="es_ES" w:bidi="es_ES"/>
+        </w:rPr>
+        <w:t>26:1–13</w:t>
+      </w:r>
       <w:r>
         <w:rPr>
           <w:lang w:val="es_ES" w:bidi="es_ES"/>
         </w:rPr>
         <w:t>), otra para separar el santuario del Lugar Santísimo (también conocido como Santo de los Santos) (</w:t>
       </w:r>
-      <w:hyperlink r:id="rId87">
-        <w:r>
-          <w:rPr>
-            <w:lang w:val="es_ES" w:bidi="es_ES"/>
-          </w:rPr>
-          <w:rPr>
-            <w:color w:val="0000EE"/>
-            <w:u w:val="single"/>
-          </w:rPr>
-          <w:t>26:31–34</w:t>
-        </w:r>
-      </w:hyperlink>
+      <w:r>
+        <w:rPr>
+          <w:lang w:val="es_ES" w:bidi="es_ES"/>
+        </w:rPr>
+        <w:t>26:31–34</w:t>
+      </w:r>
       <w:r>
         <w:rPr>
           <w:lang w:val="es_ES" w:bidi="es_ES"/>
         </w:rPr>
         <w:t>), y otra para la entrada de la tienda sagrada (</w:t>
       </w:r>
-      <w:hyperlink r:id="rId88">
-        <w:r>
-          <w:rPr>
-            <w:lang w:val="es_ES" w:bidi="es_ES"/>
-          </w:rPr>
-          <w:rPr>
-            <w:color w:val="0000EE"/>
-            <w:u w:val="single"/>
-          </w:rPr>
-          <w:t>26:36–37</w:t>
-        </w:r>
-      </w:hyperlink>
+      <w:r>
+        <w:rPr>
+          <w:lang w:val="es_ES" w:bidi="es_ES"/>
+        </w:rPr>
+        <w:t>26:36–37</w:t>
+      </w:r>
       <w:r>
         <w:rPr>
           <w:lang w:val="es_ES" w:bidi="es_ES"/>
@@ -10902,18 +10337,12 @@
         </w:rPr>
         <w:t xml:space="preserve"> al comienzo de </w:t>
       </w:r>
-      <w:hyperlink r:id="rId89">
-        <w:r>
-          <w:rPr>
-            <w:lang w:val="es_ES" w:bidi="es_ES"/>
-          </w:rPr>
-          <w:rPr>
-            <w:color w:val="0000EE"/>
-            <w:u w:val="single"/>
-          </w:rPr>
-          <w:t>27:9</w:t>
-        </w:r>
-      </w:hyperlink>
+      <w:r>
+        <w:rPr>
+          <w:lang w:val="es_ES" w:bidi="es_ES"/>
+        </w:rPr>
+        <w:t>27:9</w:t>
+      </w:r>
       <w:r>
         <w:rPr>
           <w:lang w:val="es_ES" w:bidi="es_ES"/>
@@ -11800,18 +11229,12 @@
         </w:rPr>
         <w:t xml:space="preserve"> se refiere al segundo carnero, el que se describe en </w:t>
       </w:r>
-      <w:hyperlink r:id="rId90">
-        <w:r>
-          <w:rPr>
-            <w:lang w:val="es_ES" w:bidi="es_ES"/>
-          </w:rPr>
-          <w:rPr>
-            <w:color w:val="0000EE"/>
-            <w:u w:val="single"/>
-          </w:rPr>
-          <w:t>29:19</w:t>
-        </w:r>
-      </w:hyperlink>
+      <w:r>
+        <w:rPr>
+          <w:lang w:val="es_ES" w:bidi="es_ES"/>
+        </w:rPr>
+        <w:t>29:19</w:t>
+      </w:r>
       <w:r>
         <w:rPr>
           <w:lang w:val="es_ES" w:bidi="es_ES"/>
@@ -12357,18 +11780,12 @@
         </w:rPr>
         <w:t xml:space="preserve">Mira cómo tradujiste esto en </w:t>
       </w:r>
-      <w:hyperlink r:id="rId91">
-        <w:r>
-          <w:rPr>
-            <w:lang w:val="es_ES" w:bidi="es_ES"/>
-          </w:rPr>
-          <w:rPr>
-            <w:color w:val="0000EE"/>
-            <w:u w:val="single"/>
-          </w:rPr>
-          <w:t>Éxodo 30:13</w:t>
-        </w:r>
-      </w:hyperlink>
+      <w:r>
+        <w:rPr>
+          <w:lang w:val="es_ES" w:bidi="es_ES"/>
+        </w:rPr>
+        <w:t>Éxodo 30:13</w:t>
+      </w:r>
       <w:r>
         <w:rPr>
           <w:lang w:val="es_ES" w:bidi="es_ES"/>
@@ -13304,18 +12721,12 @@
         </w:rPr>
         <w:t xml:space="preserve">v 4–9: lista de materiales para donación (Ver: </w:t>
       </w:r>
-      <w:hyperlink r:id="rId92">
-        <w:r>
-          <w:rPr>
-            <w:lang w:val="es_ES" w:bidi="es_ES"/>
-          </w:rPr>
-          <w:rPr>
-            <w:color w:val="0000EE"/>
-            <w:u w:val="single"/>
-          </w:rPr>
-          <w:t>Éxodo 25:1–7</w:t>
-        </w:r>
-      </w:hyperlink>
+      <w:r>
+        <w:rPr>
+          <w:lang w:val="es_ES" w:bidi="es_ES"/>
+        </w:rPr>
+        <w:t>Éxodo 25:1–7</w:t>
+      </w:r>
       <w:r>
         <w:rPr>
           <w:lang w:val="es_ES" w:bidi="es_ES"/>
@@ -13540,18 +12951,12 @@
         </w:rPr>
         <w:t xml:space="preserve">v 8–18: cita </w:t>
       </w:r>
-      <w:hyperlink r:id="rId93">
-        <w:r>
-          <w:rPr>
-            <w:lang w:val="es_ES" w:bidi="es_ES"/>
-          </w:rPr>
-          <w:rPr>
-            <w:color w:val="0000EE"/>
-            <w:u w:val="single"/>
-          </w:rPr>
-          <w:t>Éxodo 26:1–11</w:t>
-        </w:r>
-      </w:hyperlink>
+      <w:r>
+        <w:rPr>
+          <w:lang w:val="es_ES" w:bidi="es_ES"/>
+        </w:rPr>
+        <w:t>Éxodo 26:1–11</w:t>
+      </w:r>
     </w:p>
     <w:p>
       <w:pPr>
@@ -13570,18 +12975,12 @@
         </w:rPr>
         <w:t xml:space="preserve">v 19–34: cita </w:t>
       </w:r>
-      <w:hyperlink r:id="rId94">
-        <w:r>
-          <w:rPr>
-            <w:lang w:val="es_ES" w:bidi="es_ES"/>
-          </w:rPr>
-          <w:rPr>
-            <w:color w:val="0000EE"/>
-            <w:u w:val="single"/>
-          </w:rPr>
-          <w:t>Éxodo 26:14–29</w:t>
-        </w:r>
-      </w:hyperlink>
+      <w:r>
+        <w:rPr>
+          <w:lang w:val="es_ES" w:bidi="es_ES"/>
+        </w:rPr>
+        <w:t>Éxodo 26:14–29</w:t>
+      </w:r>
     </w:p>
     <w:p>
       <w:pPr>
@@ -13600,18 +12999,12 @@
         </w:rPr>
         <w:t xml:space="preserve">v 35–36: cita </w:t>
       </w:r>
-      <w:hyperlink r:id="rId95">
-        <w:r>
-          <w:rPr>
-            <w:lang w:val="es_ES" w:bidi="es_ES"/>
-          </w:rPr>
-          <w:rPr>
-            <w:color w:val="0000EE"/>
-            <w:u w:val="single"/>
-          </w:rPr>
-          <w:t>26:31–32</w:t>
-        </w:r>
-      </w:hyperlink>
+      <w:r>
+        <w:rPr>
+          <w:lang w:val="es_ES" w:bidi="es_ES"/>
+        </w:rPr>
+        <w:t>26:31–32</w:t>
+      </w:r>
     </w:p>
     <w:p>
       <w:pPr>
@@ -13630,18 +13023,12 @@
         </w:rPr>
         <w:t xml:space="preserve">v 37–38: cita </w:t>
       </w:r>
-      <w:hyperlink r:id="rId88">
-        <w:r>
-          <w:rPr>
-            <w:lang w:val="es_ES" w:bidi="es_ES"/>
-          </w:rPr>
-          <w:rPr>
-            <w:color w:val="0000EE"/>
-            <w:u w:val="single"/>
-          </w:rPr>
-          <w:t>26:36–37</w:t>
-        </w:r>
-      </w:hyperlink>
+      <w:r>
+        <w:rPr>
+          <w:lang w:val="es_ES" w:bidi="es_ES"/>
+        </w:rPr>
+        <w:t>26:36–37</w:t>
+      </w:r>
     </w:p>
     <w:p>
       <w:pPr>
@@ -13807,18 +13194,12 @@
         </w:rPr>
         <w:t xml:space="preserve">v 1–9 Construcción del arca, ver </w:t>
       </w:r>
-      <w:hyperlink r:id="rId96">
-        <w:r>
-          <w:rPr>
-            <w:lang w:val="es_ES" w:bidi="es_ES"/>
-          </w:rPr>
-          <w:rPr>
-            <w:color w:val="0000EE"/>
-            <w:u w:val="single"/>
-          </w:rPr>
-          <w:t>Éxodo 25:10–20</w:t>
-        </w:r>
-      </w:hyperlink>
+      <w:r>
+        <w:rPr>
+          <w:lang w:val="es_ES" w:bidi="es_ES"/>
+        </w:rPr>
+        <w:t>Éxodo 25:10–20</w:t>
+      </w:r>
     </w:p>
     <w:p>
       <w:pPr>
@@ -13837,18 +13218,12 @@
         </w:rPr>
         <w:t xml:space="preserve">v 10–16 Elaboración de mesa, consulta </w:t>
       </w:r>
-      <w:hyperlink r:id="rId97">
-        <w:r>
-          <w:rPr>
-            <w:lang w:val="es_ES" w:bidi="es_ES"/>
-          </w:rPr>
-          <w:rPr>
-            <w:color w:val="0000EE"/>
-            <w:u w:val="single"/>
-          </w:rPr>
-          <w:t>Éxodo 25:23–29</w:t>
-        </w:r>
-      </w:hyperlink>
+      <w:r>
+        <w:rPr>
+          <w:lang w:val="es_ES" w:bidi="es_ES"/>
+        </w:rPr>
+        <w:t>Éxodo 25:23–29</w:t>
+      </w:r>
     </w:p>
     <w:p>
       <w:pPr>
@@ -13867,18 +13242,12 @@
         </w:rPr>
         <w:t xml:space="preserve">v 17–24 Elaboración del candelabro, ver </w:t>
       </w:r>
-      <w:hyperlink r:id="rId98">
-        <w:r>
-          <w:rPr>
-            <w:lang w:val="es_ES" w:bidi="es_ES"/>
-          </w:rPr>
-          <w:rPr>
-            <w:color w:val="0000EE"/>
-            <w:u w:val="single"/>
-          </w:rPr>
-          <w:t>Éxodo 25:31–39</w:t>
-        </w:r>
-      </w:hyperlink>
+      <w:r>
+        <w:rPr>
+          <w:lang w:val="es_ES" w:bidi="es_ES"/>
+        </w:rPr>
+        <w:t>Éxodo 25:31–39</w:t>
+      </w:r>
     </w:p>
     <w:p>
       <w:pPr>
@@ -13897,18 +13266,12 @@
         </w:rPr>
         <w:t xml:space="preserve">v 25–28 Construcción el altar para el incienso, ver </w:t>
       </w:r>
-      <w:hyperlink r:id="rId99">
-        <w:r>
-          <w:rPr>
-            <w:lang w:val="es_ES" w:bidi="es_ES"/>
-          </w:rPr>
-          <w:rPr>
-            <w:color w:val="0000EE"/>
-            <w:u w:val="single"/>
-          </w:rPr>
-          <w:t>Éxodo 30:1–5</w:t>
-        </w:r>
-      </w:hyperlink>
+      <w:r>
+        <w:rPr>
+          <w:lang w:val="es_ES" w:bidi="es_ES"/>
+        </w:rPr>
+        <w:t>Éxodo 30:1–5</w:t>
+      </w:r>
     </w:p>
     <w:p>
       <w:pPr>
@@ -13927,18 +13290,12 @@
         </w:rPr>
         <w:t xml:space="preserve">v 29 Elaboración del aceite e incienso, ver </w:t>
       </w:r>
-      <w:hyperlink r:id="rId100">
-        <w:r>
-          <w:rPr>
-            <w:lang w:val="es_ES" w:bidi="es_ES"/>
-          </w:rPr>
-          <w:rPr>
-            <w:color w:val="0000EE"/>
-            <w:u w:val="single"/>
-          </w:rPr>
-          <w:t>Éxodo 30:22–38</w:t>
-        </w:r>
-      </w:hyperlink>
+      <w:r>
+        <w:rPr>
+          <w:lang w:val="es_ES" w:bidi="es_ES"/>
+        </w:rPr>
+        <w:t>Éxodo 30:22–38</w:t>
+      </w:r>
     </w:p>
     <w:p>
       <w:pPr>
@@ -14075,18 +13432,12 @@
         </w:rPr>
         <w:t xml:space="preserve">Este capítulo sigue documentando la construcción de la Morada y los artículos para ella, repitiendo casi exactamente las instrucciones de Jehová. Asegúrate de revisar tu trabajo anterior para mantener la coherencia. Los versículos 1–20 de este capítulo siguen </w:t>
       </w:r>
-      <w:hyperlink r:id="rId101">
-        <w:r>
-          <w:rPr>
-            <w:lang w:val="es_ES" w:bidi="es_ES"/>
-          </w:rPr>
-          <w:rPr>
-            <w:color w:val="0000EE"/>
-            <w:u w:val="single"/>
-          </w:rPr>
-          <w:t>Éxodo 27:1–19</w:t>
-        </w:r>
-      </w:hyperlink>
+      <w:r>
+        <w:rPr>
+          <w:lang w:val="es_ES" w:bidi="es_ES"/>
+        </w:rPr>
+        <w:t>Éxodo 27:1–19</w:t>
+      </w:r>
       <w:r>
         <w:rPr>
           <w:lang w:val="es_ES" w:bidi="es_ES"/>
@@ -14212,36 +13563,24 @@
         </w:rPr>
         <w:t xml:space="preserve">) Asegúrate de revisar tu trabajo anterior para mantener la consistencia. Los versículos 1–31 de este capítulo siguen </w:t>
       </w:r>
-      <w:hyperlink r:id="rId102">
-        <w:r>
-          <w:rPr>
-            <w:lang w:val="es_ES" w:bidi="es_ES"/>
-          </w:rPr>
-          <w:rPr>
-            <w:color w:val="0000EE"/>
-            <w:u w:val="single"/>
-          </w:rPr>
-          <w:t>Éxodo 28:1–37</w:t>
-        </w:r>
-      </w:hyperlink>
+      <w:r>
+        <w:rPr>
+          <w:lang w:val="es_ES" w:bidi="es_ES"/>
+        </w:rPr>
+        <w:t>Éxodo 28:1–37</w:t>
+      </w:r>
       <w:r>
         <w:rPr>
           <w:lang w:val="es_ES" w:bidi="es_ES"/>
         </w:rPr>
         <w:t xml:space="preserve"> con algunas diferencias. Los versículos 33–41 siguen </w:t>
       </w:r>
-      <w:hyperlink r:id="rId103">
-        <w:r>
-          <w:rPr>
-            <w:lang w:val="es_ES" w:bidi="es_ES"/>
-          </w:rPr>
-          <w:rPr>
-            <w:color w:val="0000EE"/>
-            <w:u w:val="single"/>
-          </w:rPr>
-          <w:t>35:10–19</w:t>
-        </w:r>
-      </w:hyperlink>
+      <w:r>
+        <w:rPr>
+          <w:lang w:val="es_ES" w:bidi="es_ES"/>
+        </w:rPr>
+        <w:t>35:10–19</w:t>
+      </w:r>
       <w:r>
         <w:rPr>
           <w:lang w:val="es_ES" w:bidi="es_ES"/>

--- a/spa/docx/02.content.docx
+++ b/spa/docx/02.content.docx
@@ -5075,6 +5075,20 @@
         <w:rPr>
           <w:lang w:val="es_ES" w:bidi="es_ES"/>
         </w:rPr>
+      </w:r>
+    </w:p>
+    <w:p>
+      <w:pPr/>
+      <w:r>
+        <w:rPr>
+          <w:lang w:val="es_ES" w:bidi="es_ES"/>
+        </w:rPr>
+      </w:r>
+      <w:r>
+        <w:rPr>
+          <w:lang w:val="es_ES" w:bidi="es_ES"/>
+        </w:rPr>
+        <w:t>דַּבֵּר֮</w:t>
       </w:r>
     </w:p>
     <w:p>

--- a/spa/docx/02.content.docx
+++ b/spa/docx/02.content.docx
@@ -1876,19 +1876,7 @@
         <w:rPr>
           <w:lang w:val="es_ES" w:bidi="es_ES"/>
         </w:rPr>
-        <w:t xml:space="preserve">Este capítulo documenta uno de los eventos más importantes en la historia del pueblo israelita: la revelación del nombre Jehová en la zarza ardiente. (Ver: </w:t>
-      </w:r>
-      <w:r>
-        <w:rPr>
-          <w:lang w:val="es_ES" w:bidi="es_ES"/>
-        </w:rPr>
-        <w:t>revelar</w:t>
-      </w:r>
-      <w:r>
-        <w:rPr>
-          <w:lang w:val="es_ES" w:bidi="es_ES"/>
-        </w:rPr>
-        <w:t>)</w:t>
+        <w:t>Este capítulo documenta uno de los eventos más importantes en la historia del pueblo israelita: la revelación del nombre Jehová en la zarza ardiente. (Ver: revelar)</w:t>
       </w:r>
     </w:p>
     <w:p>
@@ -7098,19 +7086,7 @@
         <w:rPr>
           <w:lang w:val="es_ES" w:bidi="es_ES"/>
         </w:rPr>
-        <w:t xml:space="preserve"> y </w:t>
-      </w:r>
-      <w:r>
-        <w:rPr>
-          <w:lang w:val="es_ES" w:bidi="es_ES"/>
-        </w:rPr>
-        <w:t>revelar</w:t>
-      </w:r>
-      <w:r>
-        <w:rPr>
-          <w:lang w:val="es_ES" w:bidi="es_ES"/>
-        </w:rPr>
-        <w:t>)</w:t>
+        <w:t xml:space="preserve"> y revelar)</w:t>
       </w:r>
       <w:r>
         <w:rPr>
